--- a/Scopus Q4_Acadex.docx
+++ b/Scopus Q4_Acadex.docx
@@ -2410,8 +2410,19 @@
         <w:spacing w:before="100" w:beforeAutospacing="1" w:after="100" w:afterAutospacing="1" w:line="240" w:lineRule="auto"/>
         <w:rPr>
           <w:rFonts w:ascii="Times New Roman" w:eastAsia="Times New Roman" w:hAnsi="Times New Roman" w:cs="Times New Roman"/>
-          <w:sz w:val="24"/>
-          <w:szCs w:val="24"/>
+          <w:color w:val="000000" w:themeColor="text1"/>
+          <w:sz w:val="24"/>
+          <w:szCs w:val="24"/>
+          <w14:shadow w14:blurRad="38100" w14:dist="19050" w14:dir="2700000" w14:sx="100000" w14:sy="100000" w14:kx="0" w14:ky="0" w14:algn="tl">
+            <w14:schemeClr w14:val="dk1">
+              <w14:alpha w14:val="60000"/>
+            </w14:schemeClr>
+          </w14:shadow>
+          <w14:textOutline w14:w="0" w14:cap="flat" w14:cmpd="sng" w14:algn="ctr">
+            <w14:noFill/>
+            <w14:prstDash w14:val="solid"/>
+            <w14:round/>
+          </w14:textOutline>
         </w:rPr>
       </w:pPr>
       <w:r>
@@ -2438,7 +2449,4558 @@
           <w:sz w:val="24"/>
           <w:szCs w:val="24"/>
         </w:rPr>
-        <w:t xml:space="preserve"> Student Management System effectively bridges the gap between legacy paper administration and modern web computing frameworks. By implementing strict layered division, standard relational constraints, and highly secure authentication matrices, the platform offers a robust environment tailored for educational infrastructures. Future iterations will evaluate the integration of RESTful API gateways to seamlessly extend system accessibility to native mobile environments without compromising core security parameters. </w:t>
+        <w:t xml:space="preserve"> Student Management System effectively bridges the gap between legacy paper administration and modern web computing frameworks. By implementing strict layered division, standard relational constraints, and highly secure authentication matrices, the platform offers a robust environment tailored for educational infrastructures. Future iterations will evaluate the integration of RESTful API gateways to seamlessly extend system accessibility to native mobile environments without compromising </w:t>
+      </w:r>
+      <w:r>
+        <w:rPr>
+          <w:rFonts w:ascii="Times New Roman" w:eastAsia="Times New Roman" w:hAnsi="Times New Roman" w:cs="Times New Roman"/>
+          <w:color w:val="000000" w:themeColor="text1"/>
+          <w:sz w:val="24"/>
+          <w:szCs w:val="24"/>
+          <w14:shadow w14:blurRad="38100" w14:dist="19050" w14:dir="2700000" w14:sx="100000" w14:sy="100000" w14:kx="0" w14:ky="0" w14:algn="tl">
+            <w14:schemeClr w14:val="dk1">
+              <w14:alpha w14:val="60000"/>
+            </w14:schemeClr>
+          </w14:shadow>
+          <w14:textOutline w14:w="0" w14:cap="flat" w14:cmpd="sng" w14:algn="ctr">
+            <w14:noFill/>
+            <w14:prstDash w14:val="solid"/>
+            <w14:round/>
+          </w14:textOutline>
+        </w:rPr>
+        <w:t xml:space="preserve">core security parameters. </w:t>
+      </w:r>
+    </w:p>
+    <w:p>
+      <w:pPr>
+        <w:pStyle w:val="Heading2"/>
+        <w:rPr>
+          <w:color w:val="000000" w:themeColor="text1"/>
+          <w14:shadow w14:blurRad="38100" w14:dist="19050" w14:dir="2700000" w14:sx="100000" w14:sy="100000" w14:kx="0" w14:ky="0" w14:algn="tl">
+            <w14:schemeClr w14:val="dk1">
+              <w14:alpha w14:val="60000"/>
+            </w14:schemeClr>
+          </w14:shadow>
+          <w14:textOutline w14:w="0" w14:cap="flat" w14:cmpd="sng" w14:algn="ctr">
+            <w14:noFill/>
+            <w14:prstDash w14:val="solid"/>
+            <w14:round/>
+          </w14:textOutline>
+        </w:rPr>
+      </w:pPr>
+      <w:r>
+        <w:rPr>
+          <w:color w:val="000000" w:themeColor="text1"/>
+          <w14:shadow w14:blurRad="38100" w14:dist="19050" w14:dir="2700000" w14:sx="100000" w14:sy="100000" w14:kx="0" w14:ky="0" w14:algn="tl">
+            <w14:schemeClr w14:val="dk1">
+              <w14:alpha w14:val="60000"/>
+            </w14:schemeClr>
+          </w14:shadow>
+          <w14:textOutline w14:w="0" w14:cap="flat" w14:cmpd="sng" w14:algn="ctr">
+            <w14:noFill/>
+            <w14:prstDash w14:val="solid"/>
+            <w14:round/>
+          </w14:textOutline>
+        </w:rPr>
+        <w:t>6</w:t>
+      </w:r>
+      <w:r>
+        <w:rPr>
+          <w:color w:val="000000" w:themeColor="text1"/>
+          <w14:shadow w14:blurRad="38100" w14:dist="19050" w14:dir="2700000" w14:sx="100000" w14:sy="100000" w14:kx="0" w14:ky="0" w14:algn="tl">
+            <w14:schemeClr w14:val="dk1">
+              <w14:alpha w14:val="60000"/>
+            </w14:schemeClr>
+          </w14:shadow>
+          <w14:textOutline w14:w="0" w14:cap="flat" w14:cmpd="sng" w14:algn="ctr">
+            <w14:noFill/>
+            <w14:prstDash w14:val="solid"/>
+            <w14:round/>
+          </w14:textOutline>
+        </w:rPr>
+        <w:t xml:space="preserve"> PROPOSED METHODOLOGY</w:t>
+      </w:r>
+    </w:p>
+    <w:p>
+      <w:pPr>
+        <w:pStyle w:val="Heading3"/>
+      </w:pPr>
+      <w:r>
+        <w:t>6.1</w:t>
+      </w:r>
+      <w:r>
+        <w:t xml:space="preserve"> Overall System Pipeline (</w:t>
+      </w:r>
+      <w:proofErr w:type="spellStart"/>
+      <w:r>
+        <w:t>Quy</w:t>
+      </w:r>
+      <w:proofErr w:type="spellEnd"/>
+      <w:r>
+        <w:t xml:space="preserve"> </w:t>
+      </w:r>
+      <w:proofErr w:type="spellStart"/>
+      <w:r>
+        <w:t>trình</w:t>
+      </w:r>
+      <w:proofErr w:type="spellEnd"/>
+      <w:r>
+        <w:t xml:space="preserve"> </w:t>
+      </w:r>
+      <w:proofErr w:type="spellStart"/>
+      <w:r>
+        <w:t>tổng</w:t>
+      </w:r>
+      <w:proofErr w:type="spellEnd"/>
+      <w:r>
+        <w:t xml:space="preserve"> </w:t>
+      </w:r>
+      <w:proofErr w:type="spellStart"/>
+      <w:r>
+        <w:t>thể</w:t>
+      </w:r>
+      <w:proofErr w:type="spellEnd"/>
+      <w:r>
+        <w:t xml:space="preserve"> </w:t>
+      </w:r>
+      <w:proofErr w:type="spellStart"/>
+      <w:r>
+        <w:t>của</w:t>
+      </w:r>
+      <w:proofErr w:type="spellEnd"/>
+      <w:r>
+        <w:t xml:space="preserve"> </w:t>
+      </w:r>
+      <w:proofErr w:type="spellStart"/>
+      <w:r>
+        <w:t>hệ</w:t>
+      </w:r>
+      <w:proofErr w:type="spellEnd"/>
+      <w:r>
+        <w:t xml:space="preserve"> </w:t>
+      </w:r>
+      <w:proofErr w:type="spellStart"/>
+      <w:r>
+        <w:t>thống</w:t>
+      </w:r>
+      <w:proofErr w:type="spellEnd"/>
+      <w:r>
+        <w:t>)</w:t>
+      </w:r>
+    </w:p>
+    <w:p>
+      <w:pPr>
+        <w:pStyle w:val="NormalWeb"/>
+        <w:numPr>
+          <w:ilvl w:val="0"/>
+          <w:numId w:val="6"/>
+        </w:numPr>
+      </w:pPr>
+      <w:proofErr w:type="spellStart"/>
+      <w:r>
+        <w:rPr>
+          <w:b/>
+          <w:bCs/>
+        </w:rPr>
+        <w:t>Mục</w:t>
+      </w:r>
+      <w:proofErr w:type="spellEnd"/>
+      <w:r>
+        <w:rPr>
+          <w:b/>
+          <w:bCs/>
+        </w:rPr>
+        <w:t xml:space="preserve"> </w:t>
+      </w:r>
+      <w:proofErr w:type="spellStart"/>
+      <w:r>
+        <w:rPr>
+          <w:b/>
+          <w:bCs/>
+        </w:rPr>
+        <w:t>tiêu</w:t>
+      </w:r>
+      <w:proofErr w:type="spellEnd"/>
+      <w:r>
+        <w:rPr>
+          <w:b/>
+          <w:bCs/>
+        </w:rPr>
+        <w:t>:</w:t>
+      </w:r>
+      <w:r>
+        <w:t xml:space="preserve"> </w:t>
+      </w:r>
+      <w:proofErr w:type="spellStart"/>
+      <w:r>
+        <w:t>Mô</w:t>
+      </w:r>
+      <w:proofErr w:type="spellEnd"/>
+      <w:r>
+        <w:t xml:space="preserve"> </w:t>
+      </w:r>
+      <w:proofErr w:type="spellStart"/>
+      <w:r>
+        <w:t>tả</w:t>
+      </w:r>
+      <w:proofErr w:type="spellEnd"/>
+      <w:r>
+        <w:t xml:space="preserve"> </w:t>
+      </w:r>
+      <w:proofErr w:type="spellStart"/>
+      <w:r>
+        <w:t>luồng</w:t>
+      </w:r>
+      <w:proofErr w:type="spellEnd"/>
+      <w:r>
+        <w:t xml:space="preserve"> </w:t>
+      </w:r>
+      <w:proofErr w:type="spellStart"/>
+      <w:r>
+        <w:t>đi</w:t>
+      </w:r>
+      <w:proofErr w:type="spellEnd"/>
+      <w:r>
+        <w:t xml:space="preserve"> </w:t>
+      </w:r>
+      <w:proofErr w:type="spellStart"/>
+      <w:r>
+        <w:t>của</w:t>
+      </w:r>
+      <w:proofErr w:type="spellEnd"/>
+      <w:r>
+        <w:t xml:space="preserve"> </w:t>
+      </w:r>
+      <w:proofErr w:type="spellStart"/>
+      <w:r>
+        <w:t>dữ</w:t>
+      </w:r>
+      <w:proofErr w:type="spellEnd"/>
+      <w:r>
+        <w:t xml:space="preserve"> </w:t>
+      </w:r>
+      <w:proofErr w:type="spellStart"/>
+      <w:r>
+        <w:t>liệu</w:t>
+      </w:r>
+      <w:proofErr w:type="spellEnd"/>
+      <w:r>
+        <w:t xml:space="preserve"> </w:t>
+      </w:r>
+      <w:proofErr w:type="spellStart"/>
+      <w:r>
+        <w:t>từ</w:t>
+      </w:r>
+      <w:proofErr w:type="spellEnd"/>
+      <w:r>
+        <w:t xml:space="preserve"> </w:t>
+      </w:r>
+      <w:proofErr w:type="spellStart"/>
+      <w:r>
+        <w:t>giao</w:t>
+      </w:r>
+      <w:proofErr w:type="spellEnd"/>
+      <w:r>
+        <w:t xml:space="preserve"> </w:t>
+      </w:r>
+      <w:proofErr w:type="spellStart"/>
+      <w:r>
+        <w:t>diện</w:t>
+      </w:r>
+      <w:proofErr w:type="spellEnd"/>
+      <w:r>
+        <w:t xml:space="preserve"> </w:t>
+      </w:r>
+      <w:proofErr w:type="spellStart"/>
+      <w:r>
+        <w:t>người</w:t>
+      </w:r>
+      <w:proofErr w:type="spellEnd"/>
+      <w:r>
+        <w:t xml:space="preserve"> </w:t>
+      </w:r>
+      <w:proofErr w:type="spellStart"/>
+      <w:r>
+        <w:t>dùng</w:t>
+      </w:r>
+      <w:proofErr w:type="spellEnd"/>
+      <w:r>
+        <w:t xml:space="preserve"> </w:t>
+      </w:r>
+      <w:proofErr w:type="spellStart"/>
+      <w:r>
+        <w:t>đến</w:t>
+      </w:r>
+      <w:proofErr w:type="spellEnd"/>
+      <w:r>
+        <w:t xml:space="preserve"> </w:t>
+      </w:r>
+      <w:proofErr w:type="spellStart"/>
+      <w:r>
+        <w:t>cơ</w:t>
+      </w:r>
+      <w:proofErr w:type="spellEnd"/>
+      <w:r>
+        <w:t xml:space="preserve"> </w:t>
+      </w:r>
+      <w:proofErr w:type="spellStart"/>
+      <w:r>
+        <w:t>sở</w:t>
+      </w:r>
+      <w:proofErr w:type="spellEnd"/>
+      <w:r>
+        <w:t xml:space="preserve"> </w:t>
+      </w:r>
+      <w:proofErr w:type="spellStart"/>
+      <w:r>
+        <w:t>dữ</w:t>
+      </w:r>
+      <w:proofErr w:type="spellEnd"/>
+      <w:r>
+        <w:t xml:space="preserve"> </w:t>
+      </w:r>
+      <w:proofErr w:type="spellStart"/>
+      <w:r>
+        <w:t>liệu</w:t>
+      </w:r>
+      <w:proofErr w:type="spellEnd"/>
+      <w:r>
+        <w:t>.</w:t>
+      </w:r>
+    </w:p>
+    <w:p>
+      <w:pPr>
+        <w:pStyle w:val="NormalWeb"/>
+        <w:numPr>
+          <w:ilvl w:val="0"/>
+          <w:numId w:val="6"/>
+        </w:numPr>
+      </w:pPr>
+      <w:proofErr w:type="spellStart"/>
+      <w:r>
+        <w:rPr>
+          <w:b/>
+          <w:bCs/>
+        </w:rPr>
+        <w:t>Nội</w:t>
+      </w:r>
+      <w:proofErr w:type="spellEnd"/>
+      <w:r>
+        <w:rPr>
+          <w:b/>
+          <w:bCs/>
+        </w:rPr>
+        <w:t xml:space="preserve"> dung </w:t>
+      </w:r>
+      <w:proofErr w:type="spellStart"/>
+      <w:r>
+        <w:rPr>
+          <w:b/>
+          <w:bCs/>
+        </w:rPr>
+        <w:t>cần</w:t>
+      </w:r>
+      <w:proofErr w:type="spellEnd"/>
+      <w:r>
+        <w:rPr>
+          <w:b/>
+          <w:bCs/>
+        </w:rPr>
+        <w:t xml:space="preserve"> </w:t>
+      </w:r>
+      <w:proofErr w:type="spellStart"/>
+      <w:r>
+        <w:rPr>
+          <w:b/>
+          <w:bCs/>
+        </w:rPr>
+        <w:t>viết</w:t>
+      </w:r>
+      <w:proofErr w:type="spellEnd"/>
+      <w:r>
+        <w:rPr>
+          <w:b/>
+          <w:bCs/>
+        </w:rPr>
+        <w:t>:</w:t>
+      </w:r>
+    </w:p>
+    <w:p>
+      <w:pPr>
+        <w:pStyle w:val="NormalWeb"/>
+        <w:numPr>
+          <w:ilvl w:val="1"/>
+          <w:numId w:val="6"/>
+        </w:numPr>
+      </w:pPr>
+      <w:proofErr w:type="spellStart"/>
+      <w:r>
+        <w:t>Hệ</w:t>
+      </w:r>
+      <w:proofErr w:type="spellEnd"/>
+      <w:r>
+        <w:t xml:space="preserve"> </w:t>
+      </w:r>
+      <w:proofErr w:type="spellStart"/>
+      <w:r>
+        <w:t>thống</w:t>
+      </w:r>
+      <w:proofErr w:type="spellEnd"/>
+      <w:r>
+        <w:t xml:space="preserve"> </w:t>
+      </w:r>
+      <w:proofErr w:type="spellStart"/>
+      <w:r>
+        <w:t>áp</w:t>
+      </w:r>
+      <w:proofErr w:type="spellEnd"/>
+      <w:r>
+        <w:t xml:space="preserve"> </w:t>
+      </w:r>
+      <w:proofErr w:type="spellStart"/>
+      <w:r>
+        <w:t>dụng</w:t>
+      </w:r>
+      <w:proofErr w:type="spellEnd"/>
+      <w:r>
+        <w:t xml:space="preserve"> </w:t>
+      </w:r>
+      <w:proofErr w:type="spellStart"/>
+      <w:r>
+        <w:t>kiến</w:t>
+      </w:r>
+      <w:proofErr w:type="spellEnd"/>
+      <w:r>
+        <w:t xml:space="preserve"> </w:t>
+      </w:r>
+      <w:proofErr w:type="spellStart"/>
+      <w:r>
+        <w:t>trúc</w:t>
+      </w:r>
+      <w:proofErr w:type="spellEnd"/>
+      <w:r>
+        <w:t xml:space="preserve"> 3 </w:t>
+      </w:r>
+      <w:proofErr w:type="spellStart"/>
+      <w:r>
+        <w:t>tầng</w:t>
+      </w:r>
+      <w:proofErr w:type="spellEnd"/>
+      <w:r>
+        <w:t xml:space="preserve"> (Three-Tier Architecture) </w:t>
+      </w:r>
+      <w:proofErr w:type="spellStart"/>
+      <w:r>
+        <w:t>để</w:t>
+      </w:r>
+      <w:proofErr w:type="spellEnd"/>
+      <w:r>
+        <w:t xml:space="preserve"> </w:t>
+      </w:r>
+      <w:proofErr w:type="spellStart"/>
+      <w:r>
+        <w:t>tách</w:t>
+      </w:r>
+      <w:proofErr w:type="spellEnd"/>
+      <w:r>
+        <w:t xml:space="preserve"> </w:t>
+      </w:r>
+      <w:proofErr w:type="spellStart"/>
+      <w:r>
+        <w:t>biệt</w:t>
+      </w:r>
+      <w:proofErr w:type="spellEnd"/>
+      <w:r>
+        <w:t xml:space="preserve"> </w:t>
+      </w:r>
+      <w:proofErr w:type="spellStart"/>
+      <w:r>
+        <w:t>mối</w:t>
+      </w:r>
+      <w:proofErr w:type="spellEnd"/>
+      <w:r>
+        <w:t xml:space="preserve"> </w:t>
+      </w:r>
+      <w:proofErr w:type="spellStart"/>
+      <w:r>
+        <w:t>quan</w:t>
+      </w:r>
+      <w:proofErr w:type="spellEnd"/>
+      <w:r>
+        <w:t xml:space="preserve"> </w:t>
+      </w:r>
+      <w:proofErr w:type="spellStart"/>
+      <w:r>
+        <w:t>tâm</w:t>
+      </w:r>
+      <w:proofErr w:type="spellEnd"/>
+      <w:r>
+        <w:t xml:space="preserve"> (Separation of Concerns).</w:t>
+      </w:r>
+    </w:p>
+    <w:p>
+      <w:pPr>
+        <w:pStyle w:val="NormalWeb"/>
+        <w:numPr>
+          <w:ilvl w:val="1"/>
+          <w:numId w:val="6"/>
+        </w:numPr>
+      </w:pPr>
+      <w:r>
+        <w:t xml:space="preserve">Khi </w:t>
+      </w:r>
+      <w:proofErr w:type="spellStart"/>
+      <w:r>
+        <w:t>người</w:t>
+      </w:r>
+      <w:proofErr w:type="spellEnd"/>
+      <w:r>
+        <w:t xml:space="preserve"> </w:t>
+      </w:r>
+      <w:proofErr w:type="spellStart"/>
+      <w:r>
+        <w:t>dùng</w:t>
+      </w:r>
+      <w:proofErr w:type="spellEnd"/>
+      <w:r>
+        <w:t xml:space="preserve"> </w:t>
+      </w:r>
+      <w:proofErr w:type="spellStart"/>
+      <w:r>
+        <w:t>tương</w:t>
+      </w:r>
+      <w:proofErr w:type="spellEnd"/>
+      <w:r>
+        <w:t xml:space="preserve"> </w:t>
+      </w:r>
+      <w:proofErr w:type="spellStart"/>
+      <w:r>
+        <w:t>tác</w:t>
+      </w:r>
+      <w:proofErr w:type="spellEnd"/>
+      <w:r>
+        <w:t xml:space="preserve"> ở </w:t>
+      </w:r>
+      <w:r>
+        <w:rPr>
+          <w:b/>
+          <w:bCs/>
+        </w:rPr>
+        <w:t>Presentation Layer</w:t>
+      </w:r>
+      <w:r>
+        <w:t xml:space="preserve">, </w:t>
+      </w:r>
+      <w:proofErr w:type="spellStart"/>
+      <w:r>
+        <w:t>các</w:t>
+      </w:r>
+      <w:proofErr w:type="spellEnd"/>
+      <w:r>
+        <w:t xml:space="preserve"> HTTP/HTTPS Requests </w:t>
+      </w:r>
+      <w:proofErr w:type="spellStart"/>
+      <w:r>
+        <w:t>sẽ</w:t>
+      </w:r>
+      <w:proofErr w:type="spellEnd"/>
+      <w:r>
+        <w:t xml:space="preserve"> </w:t>
+      </w:r>
+      <w:proofErr w:type="spellStart"/>
+      <w:r>
+        <w:t>được</w:t>
+      </w:r>
+      <w:proofErr w:type="spellEnd"/>
+      <w:r>
+        <w:t xml:space="preserve"> </w:t>
+      </w:r>
+      <w:proofErr w:type="spellStart"/>
+      <w:r>
+        <w:t>gửi</w:t>
+      </w:r>
+      <w:proofErr w:type="spellEnd"/>
+      <w:r>
+        <w:t xml:space="preserve"> </w:t>
+      </w:r>
+      <w:proofErr w:type="spellStart"/>
+      <w:r>
+        <w:t>đến</w:t>
+      </w:r>
+      <w:proofErr w:type="spellEnd"/>
+      <w:r>
+        <w:t xml:space="preserve"> </w:t>
+      </w:r>
+      <w:r>
+        <w:rPr>
+          <w:b/>
+          <w:bCs/>
+        </w:rPr>
+        <w:t>Business Logic Layer</w:t>
+      </w:r>
+      <w:r>
+        <w:t xml:space="preserve"> (Spring Boot Controllers).</w:t>
+      </w:r>
+    </w:p>
+    <w:p>
+      <w:pPr>
+        <w:pStyle w:val="NormalWeb"/>
+        <w:numPr>
+          <w:ilvl w:val="1"/>
+          <w:numId w:val="6"/>
+        </w:numPr>
+      </w:pPr>
+      <w:proofErr w:type="spellStart"/>
+      <w:r>
+        <w:t>Các</w:t>
+      </w:r>
+      <w:proofErr w:type="spellEnd"/>
+      <w:r>
+        <w:t xml:space="preserve"> Controllers </w:t>
+      </w:r>
+      <w:proofErr w:type="spellStart"/>
+      <w:r>
+        <w:t>điều</w:t>
+      </w:r>
+      <w:proofErr w:type="spellEnd"/>
+      <w:r>
+        <w:t xml:space="preserve"> </w:t>
+      </w:r>
+      <w:proofErr w:type="spellStart"/>
+      <w:r>
+        <w:t>hướng</w:t>
+      </w:r>
+      <w:proofErr w:type="spellEnd"/>
+      <w:r>
+        <w:t xml:space="preserve"> </w:t>
+      </w:r>
+      <w:proofErr w:type="spellStart"/>
+      <w:r>
+        <w:t>yêu</w:t>
+      </w:r>
+      <w:proofErr w:type="spellEnd"/>
+      <w:r>
+        <w:t xml:space="preserve"> </w:t>
+      </w:r>
+      <w:proofErr w:type="spellStart"/>
+      <w:r>
+        <w:t>cầu</w:t>
+      </w:r>
+      <w:proofErr w:type="spellEnd"/>
+      <w:r>
+        <w:t xml:space="preserve"> </w:t>
+      </w:r>
+      <w:proofErr w:type="spellStart"/>
+      <w:r>
+        <w:t>đến</w:t>
+      </w:r>
+      <w:proofErr w:type="spellEnd"/>
+      <w:r>
+        <w:t xml:space="preserve"> </w:t>
+      </w:r>
+      <w:proofErr w:type="spellStart"/>
+      <w:r>
+        <w:t>các</w:t>
+      </w:r>
+      <w:proofErr w:type="spellEnd"/>
+      <w:r>
+        <w:t xml:space="preserve"> </w:t>
+      </w:r>
+      <w:proofErr w:type="spellStart"/>
+      <w:r>
+        <w:t>lớp</w:t>
+      </w:r>
+      <w:proofErr w:type="spellEnd"/>
+      <w:r>
+        <w:t xml:space="preserve"> </w:t>
+      </w:r>
+      <w:r>
+        <w:rPr>
+          <w:b/>
+          <w:bCs/>
+        </w:rPr>
+        <w:t>Services</w:t>
+      </w:r>
+      <w:r>
+        <w:t xml:space="preserve"> </w:t>
+      </w:r>
+      <w:proofErr w:type="spellStart"/>
+      <w:r>
+        <w:t>tương</w:t>
+      </w:r>
+      <w:proofErr w:type="spellEnd"/>
+      <w:r>
+        <w:t xml:space="preserve"> </w:t>
+      </w:r>
+      <w:proofErr w:type="spellStart"/>
+      <w:r>
+        <w:t>ứng</w:t>
+      </w:r>
+      <w:proofErr w:type="spellEnd"/>
+      <w:r>
+        <w:t xml:space="preserve"> </w:t>
+      </w:r>
+      <w:proofErr w:type="spellStart"/>
+      <w:r>
+        <w:t>để</w:t>
+      </w:r>
+      <w:proofErr w:type="spellEnd"/>
+      <w:r>
+        <w:t xml:space="preserve"> </w:t>
+      </w:r>
+      <w:proofErr w:type="spellStart"/>
+      <w:r>
+        <w:t>xử</w:t>
+      </w:r>
+      <w:proofErr w:type="spellEnd"/>
+      <w:r>
+        <w:t xml:space="preserve"> </w:t>
+      </w:r>
+      <w:proofErr w:type="spellStart"/>
+      <w:r>
+        <w:t>lý</w:t>
+      </w:r>
+      <w:proofErr w:type="spellEnd"/>
+      <w:r>
+        <w:t xml:space="preserve"> </w:t>
+      </w:r>
+      <w:proofErr w:type="spellStart"/>
+      <w:r>
+        <w:t>nghiệp</w:t>
+      </w:r>
+      <w:proofErr w:type="spellEnd"/>
+      <w:r>
+        <w:t xml:space="preserve"> </w:t>
+      </w:r>
+      <w:proofErr w:type="spellStart"/>
+      <w:r>
+        <w:t>vụ</w:t>
+      </w:r>
+      <w:proofErr w:type="spellEnd"/>
+      <w:r>
+        <w:t xml:space="preserve">, </w:t>
+      </w:r>
+      <w:proofErr w:type="spellStart"/>
+      <w:r>
+        <w:t>sử</w:t>
+      </w:r>
+      <w:proofErr w:type="spellEnd"/>
+      <w:r>
+        <w:t xml:space="preserve"> </w:t>
+      </w:r>
+      <w:proofErr w:type="spellStart"/>
+      <w:r>
+        <w:t>dụng</w:t>
+      </w:r>
+      <w:proofErr w:type="spellEnd"/>
+      <w:r>
+        <w:t xml:space="preserve"> </w:t>
+      </w:r>
+      <w:r>
+        <w:rPr>
+          <w:b/>
+          <w:bCs/>
+        </w:rPr>
+        <w:t>Spring Data JPA (Repositories)</w:t>
+      </w:r>
+      <w:r>
+        <w:t xml:space="preserve"> </w:t>
+      </w:r>
+      <w:proofErr w:type="spellStart"/>
+      <w:r>
+        <w:t>để</w:t>
+      </w:r>
+      <w:proofErr w:type="spellEnd"/>
+      <w:r>
+        <w:t xml:space="preserve"> </w:t>
+      </w:r>
+      <w:proofErr w:type="spellStart"/>
+      <w:r>
+        <w:t>giao</w:t>
+      </w:r>
+      <w:proofErr w:type="spellEnd"/>
+      <w:r>
+        <w:t xml:space="preserve"> </w:t>
+      </w:r>
+      <w:proofErr w:type="spellStart"/>
+      <w:r>
+        <w:t>tiếp</w:t>
+      </w:r>
+      <w:proofErr w:type="spellEnd"/>
+      <w:r>
+        <w:t xml:space="preserve"> </w:t>
+      </w:r>
+      <w:proofErr w:type="spellStart"/>
+      <w:r>
+        <w:t>với</w:t>
+      </w:r>
+      <w:proofErr w:type="spellEnd"/>
+      <w:r>
+        <w:t xml:space="preserve"> </w:t>
+      </w:r>
+      <w:r>
+        <w:rPr>
+          <w:b/>
+          <w:bCs/>
+        </w:rPr>
+        <w:t>Data Persistence Layer</w:t>
+      </w:r>
+      <w:r>
+        <w:t xml:space="preserve"> (Microsoft SQL Server).</w:t>
+      </w:r>
+    </w:p>
+    <w:p>
+      <w:pPr>
+        <w:pStyle w:val="Heading3"/>
+      </w:pPr>
+      <w:r>
+        <w:t>6.2</w:t>
+      </w:r>
+      <w:r>
+        <w:t xml:space="preserve"> Role-Based Access Control (RBAC) &amp; Security Mechanism</w:t>
+      </w:r>
+    </w:p>
+    <w:p>
+      <w:pPr>
+        <w:pStyle w:val="NormalWeb"/>
+        <w:numPr>
+          <w:ilvl w:val="0"/>
+          <w:numId w:val="7"/>
+        </w:numPr>
+      </w:pPr>
+      <w:proofErr w:type="spellStart"/>
+      <w:r>
+        <w:rPr>
+          <w:b/>
+          <w:bCs/>
+        </w:rPr>
+        <w:t>Mục</w:t>
+      </w:r>
+      <w:proofErr w:type="spellEnd"/>
+      <w:r>
+        <w:rPr>
+          <w:b/>
+          <w:bCs/>
+        </w:rPr>
+        <w:t xml:space="preserve"> </w:t>
+      </w:r>
+      <w:proofErr w:type="spellStart"/>
+      <w:r>
+        <w:rPr>
+          <w:b/>
+          <w:bCs/>
+        </w:rPr>
+        <w:t>tiêu</w:t>
+      </w:r>
+      <w:proofErr w:type="spellEnd"/>
+      <w:r>
+        <w:rPr>
+          <w:b/>
+          <w:bCs/>
+        </w:rPr>
+        <w:t>:</w:t>
+      </w:r>
+      <w:r>
+        <w:t xml:space="preserve"> </w:t>
+      </w:r>
+      <w:proofErr w:type="spellStart"/>
+      <w:r>
+        <w:t>Giải</w:t>
+      </w:r>
+      <w:proofErr w:type="spellEnd"/>
+      <w:r>
+        <w:t xml:space="preserve"> </w:t>
+      </w:r>
+      <w:proofErr w:type="spellStart"/>
+      <w:r>
+        <w:t>thích</w:t>
+      </w:r>
+      <w:proofErr w:type="spellEnd"/>
+      <w:r>
+        <w:t xml:space="preserve"> </w:t>
+      </w:r>
+      <w:proofErr w:type="spellStart"/>
+      <w:r>
+        <w:t>cách</w:t>
+      </w:r>
+      <w:proofErr w:type="spellEnd"/>
+      <w:r>
+        <w:t xml:space="preserve"> </w:t>
+      </w:r>
+      <w:proofErr w:type="spellStart"/>
+      <w:r>
+        <w:t>phân</w:t>
+      </w:r>
+      <w:proofErr w:type="spellEnd"/>
+      <w:r>
+        <w:t xml:space="preserve"> </w:t>
+      </w:r>
+      <w:proofErr w:type="spellStart"/>
+      <w:r>
+        <w:t>quyền</w:t>
+      </w:r>
+      <w:proofErr w:type="spellEnd"/>
+      <w:r>
+        <w:t xml:space="preserve"> </w:t>
+      </w:r>
+      <w:proofErr w:type="spellStart"/>
+      <w:r>
+        <w:t>và</w:t>
+      </w:r>
+      <w:proofErr w:type="spellEnd"/>
+      <w:r>
+        <w:t xml:space="preserve"> </w:t>
+      </w:r>
+      <w:proofErr w:type="spellStart"/>
+      <w:r>
+        <w:t>bảo</w:t>
+      </w:r>
+      <w:proofErr w:type="spellEnd"/>
+      <w:r>
+        <w:t xml:space="preserve"> </w:t>
+      </w:r>
+      <w:proofErr w:type="spellStart"/>
+      <w:r>
+        <w:t>mật</w:t>
+      </w:r>
+      <w:proofErr w:type="spellEnd"/>
+      <w:r>
+        <w:t xml:space="preserve"> </w:t>
+      </w:r>
+      <w:proofErr w:type="spellStart"/>
+      <w:r>
+        <w:t>tài</w:t>
+      </w:r>
+      <w:proofErr w:type="spellEnd"/>
+      <w:r>
+        <w:t xml:space="preserve"> </w:t>
+      </w:r>
+      <w:proofErr w:type="spellStart"/>
+      <w:r>
+        <w:t>khoản</w:t>
+      </w:r>
+      <w:proofErr w:type="spellEnd"/>
+      <w:r>
+        <w:t>.</w:t>
+      </w:r>
+    </w:p>
+    <w:p>
+      <w:pPr>
+        <w:pStyle w:val="NormalWeb"/>
+        <w:numPr>
+          <w:ilvl w:val="0"/>
+          <w:numId w:val="7"/>
+        </w:numPr>
+      </w:pPr>
+      <w:proofErr w:type="spellStart"/>
+      <w:r>
+        <w:rPr>
+          <w:b/>
+          <w:bCs/>
+        </w:rPr>
+        <w:t>Nội</w:t>
+      </w:r>
+      <w:proofErr w:type="spellEnd"/>
+      <w:r>
+        <w:rPr>
+          <w:b/>
+          <w:bCs/>
+        </w:rPr>
+        <w:t xml:space="preserve"> dung </w:t>
+      </w:r>
+      <w:proofErr w:type="spellStart"/>
+      <w:r>
+        <w:rPr>
+          <w:b/>
+          <w:bCs/>
+        </w:rPr>
+        <w:t>cần</w:t>
+      </w:r>
+      <w:proofErr w:type="spellEnd"/>
+      <w:r>
+        <w:rPr>
+          <w:b/>
+          <w:bCs/>
+        </w:rPr>
+        <w:t xml:space="preserve"> </w:t>
+      </w:r>
+      <w:proofErr w:type="spellStart"/>
+      <w:r>
+        <w:rPr>
+          <w:b/>
+          <w:bCs/>
+        </w:rPr>
+        <w:t>viết</w:t>
+      </w:r>
+      <w:proofErr w:type="spellEnd"/>
+      <w:r>
+        <w:rPr>
+          <w:b/>
+          <w:bCs/>
+        </w:rPr>
+        <w:t>:</w:t>
+      </w:r>
+    </w:p>
+    <w:p>
+      <w:pPr>
+        <w:pStyle w:val="NormalWeb"/>
+        <w:numPr>
+          <w:ilvl w:val="1"/>
+          <w:numId w:val="7"/>
+        </w:numPr>
+      </w:pPr>
+      <w:proofErr w:type="spellStart"/>
+      <w:r>
+        <w:t>Mỗi</w:t>
+      </w:r>
+      <w:proofErr w:type="spellEnd"/>
+      <w:r>
+        <w:t xml:space="preserve"> </w:t>
+      </w:r>
+      <w:r>
+        <w:rPr>
+          <w:rStyle w:val="HTMLCode"/>
+        </w:rPr>
+        <w:t>ACCOUNT</w:t>
+      </w:r>
+      <w:r>
+        <w:t xml:space="preserve"> </w:t>
+      </w:r>
+      <w:proofErr w:type="spellStart"/>
+      <w:r>
+        <w:t>khi</w:t>
+      </w:r>
+      <w:proofErr w:type="spellEnd"/>
+      <w:r>
+        <w:t xml:space="preserve"> </w:t>
+      </w:r>
+      <w:proofErr w:type="spellStart"/>
+      <w:r>
+        <w:t>khởi</w:t>
+      </w:r>
+      <w:proofErr w:type="spellEnd"/>
+      <w:r>
+        <w:t xml:space="preserve"> </w:t>
+      </w:r>
+      <w:proofErr w:type="spellStart"/>
+      <w:r>
+        <w:t>tạo</w:t>
+      </w:r>
+      <w:proofErr w:type="spellEnd"/>
+      <w:r>
+        <w:t xml:space="preserve"> </w:t>
+      </w:r>
+      <w:proofErr w:type="spellStart"/>
+      <w:r>
+        <w:t>sẽ</w:t>
+      </w:r>
+      <w:proofErr w:type="spellEnd"/>
+      <w:r>
+        <w:t xml:space="preserve"> </w:t>
+      </w:r>
+      <w:proofErr w:type="spellStart"/>
+      <w:r>
+        <w:t>được</w:t>
+      </w:r>
+      <w:proofErr w:type="spellEnd"/>
+      <w:r>
+        <w:t xml:space="preserve"> </w:t>
+      </w:r>
+      <w:proofErr w:type="spellStart"/>
+      <w:r>
+        <w:t>gắn</w:t>
+      </w:r>
+      <w:proofErr w:type="spellEnd"/>
+      <w:r>
+        <w:t xml:space="preserve"> </w:t>
+      </w:r>
+      <w:proofErr w:type="spellStart"/>
+      <w:r>
+        <w:t>một</w:t>
+      </w:r>
+      <w:proofErr w:type="spellEnd"/>
+      <w:r>
+        <w:t xml:space="preserve"> </w:t>
+      </w:r>
+      <w:proofErr w:type="spellStart"/>
+      <w:r>
+        <w:t>vai</w:t>
+      </w:r>
+      <w:proofErr w:type="spellEnd"/>
+      <w:r>
+        <w:t xml:space="preserve"> </w:t>
+      </w:r>
+      <w:proofErr w:type="spellStart"/>
+      <w:r>
+        <w:t>trò</w:t>
+      </w:r>
+      <w:proofErr w:type="spellEnd"/>
+      <w:r>
+        <w:t xml:space="preserve"> </w:t>
+      </w:r>
+      <w:proofErr w:type="spellStart"/>
+      <w:r>
+        <w:t>cụ</w:t>
+      </w:r>
+      <w:proofErr w:type="spellEnd"/>
+      <w:r>
+        <w:t xml:space="preserve"> </w:t>
+      </w:r>
+      <w:proofErr w:type="spellStart"/>
+      <w:r>
+        <w:t>thể</w:t>
+      </w:r>
+      <w:proofErr w:type="spellEnd"/>
+      <w:r>
+        <w:t xml:space="preserve"> (</w:t>
+      </w:r>
+      <w:r>
+        <w:rPr>
+          <w:rStyle w:val="HTMLCode"/>
+        </w:rPr>
+        <w:t>role \in \{ADMINISTRATOR, TEACHER, STUDENT\}</w:t>
+      </w:r>
+      <w:r>
+        <w:t>).</w:t>
+      </w:r>
+    </w:p>
+    <w:p>
+      <w:pPr>
+        <w:pStyle w:val="NormalWeb"/>
+        <w:numPr>
+          <w:ilvl w:val="1"/>
+          <w:numId w:val="7"/>
+        </w:numPr>
+      </w:pPr>
+      <w:proofErr w:type="spellStart"/>
+      <w:r>
+        <w:t>Hệ</w:t>
+      </w:r>
+      <w:proofErr w:type="spellEnd"/>
+      <w:r>
+        <w:t xml:space="preserve"> </w:t>
+      </w:r>
+      <w:proofErr w:type="spellStart"/>
+      <w:r>
+        <w:t>thống</w:t>
+      </w:r>
+      <w:proofErr w:type="spellEnd"/>
+      <w:r>
+        <w:t xml:space="preserve"> </w:t>
+      </w:r>
+      <w:proofErr w:type="spellStart"/>
+      <w:r>
+        <w:t>kiểm</w:t>
+      </w:r>
+      <w:proofErr w:type="spellEnd"/>
+      <w:r>
+        <w:t xml:space="preserve"> </w:t>
+      </w:r>
+      <w:proofErr w:type="spellStart"/>
+      <w:r>
+        <w:t>tra</w:t>
+      </w:r>
+      <w:proofErr w:type="spellEnd"/>
+      <w:r>
+        <w:t xml:space="preserve"> </w:t>
+      </w:r>
+      <w:proofErr w:type="spellStart"/>
+      <w:r>
+        <w:t>quyền</w:t>
+      </w:r>
+      <w:proofErr w:type="spellEnd"/>
+      <w:r>
+        <w:t xml:space="preserve"> </w:t>
+      </w:r>
+      <w:proofErr w:type="spellStart"/>
+      <w:r>
+        <w:t>hạn</w:t>
+      </w:r>
+      <w:proofErr w:type="spellEnd"/>
+      <w:r>
+        <w:t xml:space="preserve"> </w:t>
+      </w:r>
+      <w:proofErr w:type="spellStart"/>
+      <w:r>
+        <w:t>trước</w:t>
+      </w:r>
+      <w:proofErr w:type="spellEnd"/>
+      <w:r>
+        <w:t xml:space="preserve"> </w:t>
+      </w:r>
+      <w:proofErr w:type="spellStart"/>
+      <w:r>
+        <w:t>khi</w:t>
+      </w:r>
+      <w:proofErr w:type="spellEnd"/>
+      <w:r>
+        <w:t xml:space="preserve"> </w:t>
+      </w:r>
+      <w:proofErr w:type="spellStart"/>
+      <w:r>
+        <w:t>cho</w:t>
+      </w:r>
+      <w:proofErr w:type="spellEnd"/>
+      <w:r>
+        <w:t xml:space="preserve"> </w:t>
+      </w:r>
+      <w:proofErr w:type="spellStart"/>
+      <w:r>
+        <w:t>phép</w:t>
+      </w:r>
+      <w:proofErr w:type="spellEnd"/>
+      <w:r>
+        <w:t xml:space="preserve"> </w:t>
+      </w:r>
+      <w:proofErr w:type="spellStart"/>
+      <w:r>
+        <w:t>thực</w:t>
+      </w:r>
+      <w:proofErr w:type="spellEnd"/>
+      <w:r>
+        <w:t xml:space="preserve"> </w:t>
+      </w:r>
+      <w:proofErr w:type="spellStart"/>
+      <w:r>
+        <w:t>hiện</w:t>
+      </w:r>
+      <w:proofErr w:type="spellEnd"/>
+      <w:r>
+        <w:t xml:space="preserve"> </w:t>
+      </w:r>
+      <w:proofErr w:type="spellStart"/>
+      <w:r>
+        <w:t>các</w:t>
+      </w:r>
+      <w:proofErr w:type="spellEnd"/>
+      <w:r>
+        <w:t xml:space="preserve"> </w:t>
+      </w:r>
+      <w:proofErr w:type="spellStart"/>
+      <w:r>
+        <w:t>hàm</w:t>
+      </w:r>
+      <w:proofErr w:type="spellEnd"/>
+      <w:r>
+        <w:t xml:space="preserve"> </w:t>
+      </w:r>
+      <w:proofErr w:type="spellStart"/>
+      <w:r>
+        <w:t>nghiệp</w:t>
+      </w:r>
+      <w:proofErr w:type="spellEnd"/>
+      <w:r>
+        <w:t xml:space="preserve"> </w:t>
+      </w:r>
+      <w:proofErr w:type="spellStart"/>
+      <w:r>
+        <w:t>vụ</w:t>
+      </w:r>
+      <w:proofErr w:type="spellEnd"/>
+      <w:r>
+        <w:t xml:space="preserve"> (</w:t>
+      </w:r>
+      <w:proofErr w:type="spellStart"/>
+      <w:r>
+        <w:t>như</w:t>
+      </w:r>
+      <w:proofErr w:type="spellEnd"/>
+      <w:r>
+        <w:t xml:space="preserve"> </w:t>
+      </w:r>
+      <w:proofErr w:type="spellStart"/>
+      <w:r>
+        <w:t>nhập</w:t>
+      </w:r>
+      <w:proofErr w:type="spellEnd"/>
+      <w:r>
+        <w:t xml:space="preserve"> </w:t>
+      </w:r>
+      <w:proofErr w:type="spellStart"/>
+      <w:r>
+        <w:t>điểm</w:t>
+      </w:r>
+      <w:proofErr w:type="spellEnd"/>
+      <w:r>
+        <w:t xml:space="preserve">, </w:t>
+      </w:r>
+      <w:proofErr w:type="spellStart"/>
+      <w:r>
+        <w:t>quản</w:t>
+      </w:r>
+      <w:proofErr w:type="spellEnd"/>
+      <w:r>
+        <w:t xml:space="preserve"> </w:t>
+      </w:r>
+      <w:proofErr w:type="spellStart"/>
+      <w:r>
+        <w:t>lý</w:t>
+      </w:r>
+      <w:proofErr w:type="spellEnd"/>
+      <w:r>
+        <w:t xml:space="preserve"> </w:t>
+      </w:r>
+      <w:proofErr w:type="spellStart"/>
+      <w:r>
+        <w:t>lớp</w:t>
+      </w:r>
+      <w:proofErr w:type="spellEnd"/>
+      <w:r>
+        <w:t>).</w:t>
+      </w:r>
+    </w:p>
+    <w:p>
+      <w:pPr>
+        <w:pStyle w:val="NormalWeb"/>
+        <w:numPr>
+          <w:ilvl w:val="1"/>
+          <w:numId w:val="7"/>
+        </w:numPr>
+      </w:pPr>
+      <w:proofErr w:type="spellStart"/>
+      <w:r>
+        <w:rPr>
+          <w:b/>
+          <w:bCs/>
+        </w:rPr>
+        <w:t>Thuật</w:t>
+      </w:r>
+      <w:proofErr w:type="spellEnd"/>
+      <w:r>
+        <w:rPr>
+          <w:b/>
+          <w:bCs/>
+        </w:rPr>
+        <w:t xml:space="preserve"> </w:t>
+      </w:r>
+      <w:proofErr w:type="spellStart"/>
+      <w:r>
+        <w:rPr>
+          <w:b/>
+          <w:bCs/>
+        </w:rPr>
+        <w:t>toán</w:t>
+      </w:r>
+      <w:proofErr w:type="spellEnd"/>
+      <w:r>
+        <w:rPr>
+          <w:b/>
+          <w:bCs/>
+        </w:rPr>
+        <w:t xml:space="preserve"> </w:t>
+      </w:r>
+      <w:proofErr w:type="spellStart"/>
+      <w:r>
+        <w:rPr>
+          <w:b/>
+          <w:bCs/>
+        </w:rPr>
+        <w:t>mã</w:t>
+      </w:r>
+      <w:proofErr w:type="spellEnd"/>
+      <w:r>
+        <w:rPr>
+          <w:b/>
+          <w:bCs/>
+        </w:rPr>
+        <w:t xml:space="preserve"> </w:t>
+      </w:r>
+      <w:proofErr w:type="spellStart"/>
+      <w:r>
+        <w:rPr>
+          <w:b/>
+          <w:bCs/>
+        </w:rPr>
+        <w:t>hóa</w:t>
+      </w:r>
+      <w:proofErr w:type="spellEnd"/>
+      <w:r>
+        <w:rPr>
+          <w:b/>
+          <w:bCs/>
+        </w:rPr>
+        <w:t>:</w:t>
+      </w:r>
+      <w:r>
+        <w:t xml:space="preserve"> </w:t>
+      </w:r>
+      <w:proofErr w:type="spellStart"/>
+      <w:r>
+        <w:t>Sử</w:t>
+      </w:r>
+      <w:proofErr w:type="spellEnd"/>
+      <w:r>
+        <w:t xml:space="preserve"> </w:t>
+      </w:r>
+      <w:proofErr w:type="spellStart"/>
+      <w:r>
+        <w:t>dụng</w:t>
+      </w:r>
+      <w:proofErr w:type="spellEnd"/>
+      <w:r>
+        <w:t xml:space="preserve"> </w:t>
+      </w:r>
+      <w:proofErr w:type="spellStart"/>
+      <w:r>
+        <w:t>thuật</w:t>
+      </w:r>
+      <w:proofErr w:type="spellEnd"/>
+      <w:r>
+        <w:t xml:space="preserve"> </w:t>
+      </w:r>
+      <w:proofErr w:type="spellStart"/>
+      <w:r>
+        <w:t>toán</w:t>
+      </w:r>
+      <w:proofErr w:type="spellEnd"/>
+      <w:r>
+        <w:t xml:space="preserve"> </w:t>
+      </w:r>
+      <w:proofErr w:type="spellStart"/>
+      <w:r>
+        <w:rPr>
+          <w:b/>
+          <w:bCs/>
+        </w:rPr>
+        <w:t>BCrypt</w:t>
+      </w:r>
+      <w:proofErr w:type="spellEnd"/>
+      <w:r>
+        <w:t xml:space="preserve"> </w:t>
+      </w:r>
+      <w:proofErr w:type="spellStart"/>
+      <w:r>
+        <w:t>với</w:t>
+      </w:r>
+      <w:proofErr w:type="spellEnd"/>
+      <w:r>
+        <w:t xml:space="preserve"> </w:t>
+      </w:r>
+      <w:proofErr w:type="spellStart"/>
+      <w:r>
+        <w:t>hệ</w:t>
+      </w:r>
+      <w:proofErr w:type="spellEnd"/>
+      <w:r>
+        <w:t xml:space="preserve"> </w:t>
+      </w:r>
+      <w:proofErr w:type="spellStart"/>
+      <w:r>
+        <w:t>số</w:t>
+      </w:r>
+      <w:proofErr w:type="spellEnd"/>
+      <w:r>
+        <w:t xml:space="preserve"> </w:t>
+      </w:r>
+      <w:proofErr w:type="spellStart"/>
+      <w:r>
+        <w:t>kiểm</w:t>
+      </w:r>
+      <w:proofErr w:type="spellEnd"/>
+      <w:r>
+        <w:t xml:space="preserve"> </w:t>
+      </w:r>
+      <w:proofErr w:type="spellStart"/>
+      <w:r>
+        <w:t>tra</w:t>
+      </w:r>
+      <w:proofErr w:type="spellEnd"/>
+      <w:r>
+        <w:t xml:space="preserve"> </w:t>
+      </w:r>
+      <w:proofErr w:type="spellStart"/>
+      <w:r>
+        <w:t>mật</w:t>
+      </w:r>
+      <w:proofErr w:type="spellEnd"/>
+      <w:r>
+        <w:t xml:space="preserve"> </w:t>
+      </w:r>
+      <w:proofErr w:type="spellStart"/>
+      <w:r>
+        <w:t>khẩu</w:t>
+      </w:r>
+      <w:proofErr w:type="spellEnd"/>
+      <w:r>
+        <w:t xml:space="preserve"> (workload factor) </w:t>
+      </w:r>
+      <w:proofErr w:type="spellStart"/>
+      <w:r>
+        <w:t>bằng</w:t>
+      </w:r>
+      <w:proofErr w:type="spellEnd"/>
+      <w:r>
+        <w:t xml:space="preserve"> 10 </w:t>
+      </w:r>
+      <w:proofErr w:type="spellStart"/>
+      <w:r>
+        <w:t>để</w:t>
+      </w:r>
+      <w:proofErr w:type="spellEnd"/>
+      <w:r>
+        <w:t xml:space="preserve"> </w:t>
+      </w:r>
+      <w:proofErr w:type="spellStart"/>
+      <w:r>
+        <w:t>băm</w:t>
+      </w:r>
+      <w:proofErr w:type="spellEnd"/>
+      <w:r>
+        <w:t xml:space="preserve"> (hash) </w:t>
+      </w:r>
+      <w:proofErr w:type="spellStart"/>
+      <w:r>
+        <w:t>mật</w:t>
+      </w:r>
+      <w:proofErr w:type="spellEnd"/>
+      <w:r>
+        <w:t xml:space="preserve"> </w:t>
+      </w:r>
+      <w:proofErr w:type="spellStart"/>
+      <w:r>
+        <w:t>khẩu</w:t>
+      </w:r>
+      <w:proofErr w:type="spellEnd"/>
+      <w:r>
+        <w:t xml:space="preserve"> </w:t>
+      </w:r>
+      <w:proofErr w:type="spellStart"/>
+      <w:r>
+        <w:t>trước</w:t>
+      </w:r>
+      <w:proofErr w:type="spellEnd"/>
+      <w:r>
+        <w:t xml:space="preserve"> </w:t>
+      </w:r>
+      <w:proofErr w:type="spellStart"/>
+      <w:r>
+        <w:t>khi</w:t>
+      </w:r>
+      <w:proofErr w:type="spellEnd"/>
+      <w:r>
+        <w:t xml:space="preserve"> </w:t>
+      </w:r>
+      <w:proofErr w:type="spellStart"/>
+      <w:r>
+        <w:t>lưu</w:t>
+      </w:r>
+      <w:proofErr w:type="spellEnd"/>
+      <w:r>
+        <w:t xml:space="preserve"> </w:t>
+      </w:r>
+      <w:proofErr w:type="spellStart"/>
+      <w:r>
+        <w:t>vào</w:t>
+      </w:r>
+      <w:proofErr w:type="spellEnd"/>
+      <w:r>
+        <w:t xml:space="preserve"> database.</w:t>
+      </w:r>
+    </w:p>
+    <w:p>
+      <w:pPr>
+        <w:pStyle w:val="NormalWeb"/>
+        <w:numPr>
+          <w:ilvl w:val="1"/>
+          <w:numId w:val="7"/>
+        </w:numPr>
+      </w:pPr>
+      <w:proofErr w:type="spellStart"/>
+      <w:r>
+        <w:rPr>
+          <w:b/>
+          <w:bCs/>
+        </w:rPr>
+        <w:t>Quản</w:t>
+      </w:r>
+      <w:proofErr w:type="spellEnd"/>
+      <w:r>
+        <w:rPr>
+          <w:b/>
+          <w:bCs/>
+        </w:rPr>
+        <w:t xml:space="preserve"> </w:t>
+      </w:r>
+      <w:proofErr w:type="spellStart"/>
+      <w:r>
+        <w:rPr>
+          <w:b/>
+          <w:bCs/>
+        </w:rPr>
+        <w:t>lý</w:t>
+      </w:r>
+      <w:proofErr w:type="spellEnd"/>
+      <w:r>
+        <w:rPr>
+          <w:b/>
+          <w:bCs/>
+        </w:rPr>
+        <w:t xml:space="preserve"> </w:t>
+      </w:r>
+      <w:proofErr w:type="spellStart"/>
+      <w:r>
+        <w:rPr>
+          <w:b/>
+          <w:bCs/>
+        </w:rPr>
+        <w:t>phiên</w:t>
+      </w:r>
+      <w:proofErr w:type="spellEnd"/>
+      <w:r>
+        <w:rPr>
+          <w:b/>
+          <w:bCs/>
+        </w:rPr>
+        <w:t>:</w:t>
+      </w:r>
+      <w:r>
+        <w:t xml:space="preserve"> </w:t>
+      </w:r>
+      <w:proofErr w:type="spellStart"/>
+      <w:r>
+        <w:t>Áp</w:t>
+      </w:r>
+      <w:proofErr w:type="spellEnd"/>
+      <w:r>
+        <w:t xml:space="preserve"> </w:t>
+      </w:r>
+      <w:proofErr w:type="spellStart"/>
+      <w:r>
+        <w:t>dụng</w:t>
+      </w:r>
+      <w:proofErr w:type="spellEnd"/>
+      <w:r>
+        <w:t xml:space="preserve"> </w:t>
+      </w:r>
+      <w:proofErr w:type="spellStart"/>
+      <w:r>
+        <w:t>cơ</w:t>
+      </w:r>
+      <w:proofErr w:type="spellEnd"/>
+      <w:r>
+        <w:t xml:space="preserve"> </w:t>
+      </w:r>
+      <w:proofErr w:type="spellStart"/>
+      <w:r>
+        <w:t>chế</w:t>
+      </w:r>
+      <w:proofErr w:type="spellEnd"/>
+      <w:r>
+        <w:t xml:space="preserve"> </w:t>
+      </w:r>
+      <w:proofErr w:type="spellStart"/>
+      <w:r>
+        <w:t>cấu</w:t>
+      </w:r>
+      <w:proofErr w:type="spellEnd"/>
+      <w:r>
+        <w:t xml:space="preserve"> </w:t>
+      </w:r>
+      <w:proofErr w:type="spellStart"/>
+      <w:r>
+        <w:t>hình</w:t>
+      </w:r>
+      <w:proofErr w:type="spellEnd"/>
+      <w:r>
+        <w:t xml:space="preserve"> </w:t>
+      </w:r>
+      <w:proofErr w:type="spellStart"/>
+      <w:r>
+        <w:t>thời</w:t>
+      </w:r>
+      <w:proofErr w:type="spellEnd"/>
+      <w:r>
+        <w:t xml:space="preserve"> </w:t>
+      </w:r>
+      <w:proofErr w:type="spellStart"/>
+      <w:r>
+        <w:t>gian</w:t>
+      </w:r>
+      <w:proofErr w:type="spellEnd"/>
+      <w:r>
+        <w:t xml:space="preserve"> </w:t>
+      </w:r>
+      <w:proofErr w:type="spellStart"/>
+      <w:r>
+        <w:t>sống</w:t>
+      </w:r>
+      <w:proofErr w:type="spellEnd"/>
+      <w:r>
+        <w:t xml:space="preserve"> </w:t>
+      </w:r>
+      <w:proofErr w:type="spellStart"/>
+      <w:r>
+        <w:t>của</w:t>
+      </w:r>
+      <w:proofErr w:type="spellEnd"/>
+      <w:r>
+        <w:t xml:space="preserve"> Session, </w:t>
+      </w:r>
+      <w:proofErr w:type="spellStart"/>
+      <w:r>
+        <w:t>tự</w:t>
+      </w:r>
+      <w:proofErr w:type="spellEnd"/>
+      <w:r>
+        <w:t xml:space="preserve"> </w:t>
+      </w:r>
+      <w:proofErr w:type="spellStart"/>
+      <w:r>
+        <w:t>động</w:t>
+      </w:r>
+      <w:proofErr w:type="spellEnd"/>
+      <w:r>
+        <w:t xml:space="preserve"> </w:t>
+      </w:r>
+      <w:proofErr w:type="spellStart"/>
+      <w:r>
+        <w:t>hủy</w:t>
+      </w:r>
+      <w:proofErr w:type="spellEnd"/>
+      <w:r>
+        <w:t xml:space="preserve"> </w:t>
+      </w:r>
+      <w:proofErr w:type="spellStart"/>
+      <w:r>
+        <w:t>bỏ</w:t>
+      </w:r>
+      <w:proofErr w:type="spellEnd"/>
+      <w:r>
+        <w:t xml:space="preserve"> token (Invalidation) </w:t>
+      </w:r>
+      <w:proofErr w:type="spellStart"/>
+      <w:r>
+        <w:t>sau</w:t>
+      </w:r>
+      <w:proofErr w:type="spellEnd"/>
+      <w:r>
+        <w:t xml:space="preserve"> 15 </w:t>
+      </w:r>
+      <w:proofErr w:type="spellStart"/>
+      <w:r>
+        <w:t>phút</w:t>
+      </w:r>
+      <w:proofErr w:type="spellEnd"/>
+      <w:r>
+        <w:t xml:space="preserve"> </w:t>
+      </w:r>
+      <w:proofErr w:type="spellStart"/>
+      <w:r>
+        <w:t>nếu</w:t>
+      </w:r>
+      <w:proofErr w:type="spellEnd"/>
+      <w:r>
+        <w:t xml:space="preserve"> </w:t>
+      </w:r>
+      <w:proofErr w:type="spellStart"/>
+      <w:r>
+        <w:t>hệ</w:t>
+      </w:r>
+      <w:proofErr w:type="spellEnd"/>
+      <w:r>
+        <w:t xml:space="preserve"> </w:t>
+      </w:r>
+      <w:proofErr w:type="spellStart"/>
+      <w:r>
+        <w:t>thống</w:t>
+      </w:r>
+      <w:proofErr w:type="spellEnd"/>
+      <w:r>
+        <w:t xml:space="preserve"> </w:t>
+      </w:r>
+      <w:proofErr w:type="spellStart"/>
+      <w:r>
+        <w:t>không</w:t>
+      </w:r>
+      <w:proofErr w:type="spellEnd"/>
+      <w:r>
+        <w:t xml:space="preserve"> </w:t>
+      </w:r>
+      <w:proofErr w:type="spellStart"/>
+      <w:r>
+        <w:t>ghi</w:t>
+      </w:r>
+      <w:proofErr w:type="spellEnd"/>
+      <w:r>
+        <w:t xml:space="preserve"> </w:t>
+      </w:r>
+      <w:proofErr w:type="spellStart"/>
+      <w:r>
+        <w:t>nhận</w:t>
+      </w:r>
+      <w:proofErr w:type="spellEnd"/>
+      <w:r>
+        <w:t xml:space="preserve"> </w:t>
+      </w:r>
+      <w:proofErr w:type="spellStart"/>
+      <w:r>
+        <w:t>hoạt</w:t>
+      </w:r>
+      <w:proofErr w:type="spellEnd"/>
+      <w:r>
+        <w:t xml:space="preserve"> </w:t>
+      </w:r>
+      <w:proofErr w:type="spellStart"/>
+      <w:r>
+        <w:t>động</w:t>
+      </w:r>
+      <w:proofErr w:type="spellEnd"/>
+      <w:r>
+        <w:t xml:space="preserve"> (Inactivity).</w:t>
+      </w:r>
+    </w:p>
+    <w:p>
+      <w:pPr>
+        <w:pStyle w:val="Heading3"/>
+      </w:pPr>
+      <w:r>
+        <w:t>6.3</w:t>
+      </w:r>
+      <w:r>
+        <w:t xml:space="preserve"> Mathematical Formulations for Automated Grading (</w:t>
+      </w:r>
+      <w:proofErr w:type="spellStart"/>
+      <w:r>
+        <w:t>Công</w:t>
+      </w:r>
+      <w:proofErr w:type="spellEnd"/>
+      <w:r>
+        <w:t xml:space="preserve"> </w:t>
+      </w:r>
+      <w:proofErr w:type="spellStart"/>
+      <w:r>
+        <w:t>thức</w:t>
+      </w:r>
+      <w:proofErr w:type="spellEnd"/>
+      <w:r>
+        <w:t xml:space="preserve"> </w:t>
+      </w:r>
+      <w:proofErr w:type="spellStart"/>
+      <w:r>
+        <w:t>toán</w:t>
+      </w:r>
+      <w:proofErr w:type="spellEnd"/>
+      <w:r>
+        <w:t xml:space="preserve"> </w:t>
+      </w:r>
+      <w:proofErr w:type="spellStart"/>
+      <w:r>
+        <w:t>học</w:t>
+      </w:r>
+      <w:proofErr w:type="spellEnd"/>
+      <w:r>
+        <w:t xml:space="preserve"> </w:t>
+      </w:r>
+      <w:proofErr w:type="spellStart"/>
+      <w:r>
+        <w:t>tính</w:t>
+      </w:r>
+      <w:proofErr w:type="spellEnd"/>
+      <w:r>
+        <w:t xml:space="preserve"> GPA)</w:t>
+      </w:r>
+    </w:p>
+    <w:p>
+      <w:pPr>
+        <w:pStyle w:val="NormalWeb"/>
+        <w:numPr>
+          <w:ilvl w:val="0"/>
+          <w:numId w:val="8"/>
+        </w:numPr>
+      </w:pPr>
+      <w:proofErr w:type="spellStart"/>
+      <w:r>
+        <w:rPr>
+          <w:i/>
+          <w:iCs/>
+        </w:rPr>
+        <w:lastRenderedPageBreak/>
+        <w:t>Lưu</w:t>
+      </w:r>
+      <w:proofErr w:type="spellEnd"/>
+      <w:r>
+        <w:rPr>
+          <w:i/>
+          <w:iCs/>
+        </w:rPr>
+        <w:t xml:space="preserve"> ý: </w:t>
+      </w:r>
+      <w:proofErr w:type="spellStart"/>
+      <w:r>
+        <w:rPr>
+          <w:i/>
+          <w:iCs/>
+        </w:rPr>
+        <w:t>Viết</w:t>
+      </w:r>
+      <w:proofErr w:type="spellEnd"/>
+      <w:r>
+        <w:rPr>
+          <w:i/>
+          <w:iCs/>
+        </w:rPr>
+        <w:t xml:space="preserve"> </w:t>
+      </w:r>
+      <w:proofErr w:type="spellStart"/>
+      <w:r>
+        <w:rPr>
+          <w:i/>
+          <w:iCs/>
+        </w:rPr>
+        <w:t>bằng</w:t>
+      </w:r>
+      <w:proofErr w:type="spellEnd"/>
+      <w:r>
+        <w:rPr>
+          <w:i/>
+          <w:iCs/>
+        </w:rPr>
+        <w:t xml:space="preserve"> </w:t>
+      </w:r>
+      <w:proofErr w:type="spellStart"/>
+      <w:r>
+        <w:rPr>
+          <w:i/>
+          <w:iCs/>
+        </w:rPr>
+        <w:t>công</w:t>
+      </w:r>
+      <w:proofErr w:type="spellEnd"/>
+      <w:r>
+        <w:rPr>
+          <w:i/>
+          <w:iCs/>
+        </w:rPr>
+        <w:t xml:space="preserve"> </w:t>
+      </w:r>
+      <w:proofErr w:type="spellStart"/>
+      <w:r>
+        <w:rPr>
+          <w:i/>
+          <w:iCs/>
+        </w:rPr>
+        <w:t>thức</w:t>
+      </w:r>
+      <w:proofErr w:type="spellEnd"/>
+      <w:r>
+        <w:rPr>
+          <w:i/>
+          <w:iCs/>
+        </w:rPr>
+        <w:t xml:space="preserve"> LaTeX </w:t>
+      </w:r>
+      <w:proofErr w:type="spellStart"/>
+      <w:r>
+        <w:rPr>
+          <w:i/>
+          <w:iCs/>
+        </w:rPr>
+        <w:t>trên</w:t>
+      </w:r>
+      <w:proofErr w:type="spellEnd"/>
+      <w:r>
+        <w:rPr>
+          <w:i/>
+          <w:iCs/>
+        </w:rPr>
+        <w:t xml:space="preserve"> Overleaf </w:t>
+      </w:r>
+      <w:proofErr w:type="spellStart"/>
+      <w:r>
+        <w:rPr>
+          <w:i/>
+          <w:iCs/>
+        </w:rPr>
+        <w:t>để</w:t>
+      </w:r>
+      <w:proofErr w:type="spellEnd"/>
+      <w:r>
+        <w:rPr>
+          <w:i/>
+          <w:iCs/>
+        </w:rPr>
+        <w:t xml:space="preserve"> </w:t>
+      </w:r>
+      <w:proofErr w:type="spellStart"/>
+      <w:r>
+        <w:rPr>
+          <w:i/>
+          <w:iCs/>
+        </w:rPr>
+        <w:t>bài</w:t>
+      </w:r>
+      <w:proofErr w:type="spellEnd"/>
+      <w:r>
+        <w:rPr>
+          <w:i/>
+          <w:iCs/>
+        </w:rPr>
+        <w:t xml:space="preserve"> </w:t>
+      </w:r>
+      <w:proofErr w:type="spellStart"/>
+      <w:r>
+        <w:rPr>
+          <w:i/>
+          <w:iCs/>
+        </w:rPr>
+        <w:t>báo</w:t>
+      </w:r>
+      <w:proofErr w:type="spellEnd"/>
+      <w:r>
+        <w:rPr>
+          <w:i/>
+          <w:iCs/>
+        </w:rPr>
+        <w:t xml:space="preserve"> </w:t>
+      </w:r>
+      <w:proofErr w:type="spellStart"/>
+      <w:r>
+        <w:rPr>
+          <w:i/>
+          <w:iCs/>
+        </w:rPr>
+        <w:t>chuyên</w:t>
+      </w:r>
+      <w:proofErr w:type="spellEnd"/>
+      <w:r>
+        <w:rPr>
+          <w:i/>
+          <w:iCs/>
+        </w:rPr>
+        <w:t xml:space="preserve"> </w:t>
+      </w:r>
+      <w:proofErr w:type="spellStart"/>
+      <w:r>
+        <w:rPr>
+          <w:i/>
+          <w:iCs/>
+        </w:rPr>
+        <w:t>nghiệp</w:t>
+      </w:r>
+      <w:proofErr w:type="spellEnd"/>
+      <w:r>
+        <w:rPr>
+          <w:i/>
+          <w:iCs/>
+        </w:rPr>
+        <w:t xml:space="preserve"> </w:t>
+      </w:r>
+      <w:proofErr w:type="spellStart"/>
+      <w:r>
+        <w:rPr>
+          <w:i/>
+          <w:iCs/>
+        </w:rPr>
+        <w:t>hơn</w:t>
+      </w:r>
+      <w:proofErr w:type="spellEnd"/>
+      <w:r>
+        <w:rPr>
+          <w:i/>
+          <w:iCs/>
+        </w:rPr>
+        <w:t>.</w:t>
+      </w:r>
+    </w:p>
+    <w:p>
+      <w:pPr>
+        <w:pStyle w:val="NormalWeb"/>
+        <w:numPr>
+          <w:ilvl w:val="0"/>
+          <w:numId w:val="8"/>
+        </w:numPr>
+      </w:pPr>
+      <w:proofErr w:type="spellStart"/>
+      <w:r>
+        <w:rPr>
+          <w:b/>
+          <w:bCs/>
+        </w:rPr>
+        <w:t>Mục</w:t>
+      </w:r>
+      <w:proofErr w:type="spellEnd"/>
+      <w:r>
+        <w:rPr>
+          <w:b/>
+          <w:bCs/>
+        </w:rPr>
+        <w:t xml:space="preserve"> </w:t>
+      </w:r>
+      <w:proofErr w:type="spellStart"/>
+      <w:r>
+        <w:rPr>
+          <w:b/>
+          <w:bCs/>
+        </w:rPr>
+        <w:t>tiêu</w:t>
+      </w:r>
+      <w:proofErr w:type="spellEnd"/>
+      <w:r>
+        <w:rPr>
+          <w:b/>
+          <w:bCs/>
+        </w:rPr>
+        <w:t>:</w:t>
+      </w:r>
+      <w:r>
+        <w:t xml:space="preserve"> </w:t>
+      </w:r>
+      <w:proofErr w:type="spellStart"/>
+      <w:r>
+        <w:t>Định</w:t>
+      </w:r>
+      <w:proofErr w:type="spellEnd"/>
+      <w:r>
+        <w:t xml:space="preserve"> </w:t>
+      </w:r>
+      <w:proofErr w:type="spellStart"/>
+      <w:r>
+        <w:t>nghĩa</w:t>
+      </w:r>
+      <w:proofErr w:type="spellEnd"/>
+      <w:r>
+        <w:t xml:space="preserve"> </w:t>
+      </w:r>
+      <w:proofErr w:type="spellStart"/>
+      <w:r>
+        <w:t>công</w:t>
+      </w:r>
+      <w:proofErr w:type="spellEnd"/>
+      <w:r>
+        <w:t xml:space="preserve"> </w:t>
+      </w:r>
+      <w:proofErr w:type="spellStart"/>
+      <w:r>
+        <w:t>thức</w:t>
+      </w:r>
+      <w:proofErr w:type="spellEnd"/>
+      <w:r>
+        <w:t xml:space="preserve"> </w:t>
+      </w:r>
+      <w:proofErr w:type="spellStart"/>
+      <w:r>
+        <w:t>tính</w:t>
+      </w:r>
+      <w:proofErr w:type="spellEnd"/>
+      <w:r>
+        <w:t xml:space="preserve"> </w:t>
+      </w:r>
+      <w:proofErr w:type="spellStart"/>
+      <w:r>
+        <w:t>điểm</w:t>
+      </w:r>
+      <w:proofErr w:type="spellEnd"/>
+      <w:r>
+        <w:t xml:space="preserve"> </w:t>
+      </w:r>
+      <w:proofErr w:type="spellStart"/>
+      <w:r>
+        <w:t>trung</w:t>
+      </w:r>
+      <w:proofErr w:type="spellEnd"/>
+      <w:r>
+        <w:t xml:space="preserve"> </w:t>
+      </w:r>
+      <w:proofErr w:type="spellStart"/>
+      <w:r>
+        <w:t>bình</w:t>
+      </w:r>
+      <w:proofErr w:type="spellEnd"/>
+      <w:r>
+        <w:t xml:space="preserve"> (GPA) </w:t>
+      </w:r>
+      <w:proofErr w:type="spellStart"/>
+      <w:r>
+        <w:t>môn</w:t>
+      </w:r>
+      <w:proofErr w:type="spellEnd"/>
+      <w:r>
+        <w:t xml:space="preserve"> </w:t>
+      </w:r>
+      <w:proofErr w:type="spellStart"/>
+      <w:r>
+        <w:t>học</w:t>
+      </w:r>
+      <w:proofErr w:type="spellEnd"/>
+      <w:r>
+        <w:t xml:space="preserve"> </w:t>
+      </w:r>
+      <w:proofErr w:type="spellStart"/>
+      <w:r>
+        <w:t>tự</w:t>
+      </w:r>
+      <w:proofErr w:type="spellEnd"/>
+      <w:r>
+        <w:t xml:space="preserve"> </w:t>
+      </w:r>
+      <w:proofErr w:type="spellStart"/>
+      <w:r>
+        <w:t>động</w:t>
+      </w:r>
+      <w:proofErr w:type="spellEnd"/>
+      <w:r>
+        <w:t xml:space="preserve"> </w:t>
+      </w:r>
+      <w:proofErr w:type="spellStart"/>
+      <w:r>
+        <w:t>bởi</w:t>
+      </w:r>
+      <w:proofErr w:type="spellEnd"/>
+      <w:r>
+        <w:t xml:space="preserve"> </w:t>
+      </w:r>
+      <w:r>
+        <w:rPr>
+          <w:rStyle w:val="HTMLCode"/>
+        </w:rPr>
+        <w:t>System Engine</w:t>
+      </w:r>
+      <w:r>
+        <w:t>.</w:t>
+      </w:r>
+    </w:p>
+    <w:p>
+      <w:pPr>
+        <w:pStyle w:val="NormalWeb"/>
+        <w:numPr>
+          <w:ilvl w:val="1"/>
+          <w:numId w:val="8"/>
+        </w:numPr>
+      </w:pPr>
+      <w:proofErr w:type="spellStart"/>
+      <w:r>
+        <w:t>Điểm</w:t>
+      </w:r>
+      <w:proofErr w:type="spellEnd"/>
+      <w:r>
+        <w:t xml:space="preserve"> </w:t>
+      </w:r>
+      <w:proofErr w:type="spellStart"/>
+      <w:r>
+        <w:t>môn</w:t>
+      </w:r>
+      <w:proofErr w:type="spellEnd"/>
+      <w:r>
+        <w:t xml:space="preserve"> </w:t>
+      </w:r>
+      <w:proofErr w:type="spellStart"/>
+      <w:r>
+        <w:t>học</w:t>
+      </w:r>
+      <w:proofErr w:type="spellEnd"/>
+      <w:r>
+        <w:t xml:space="preserve"> (</w:t>
+      </w:r>
+      <w:r>
+        <w:rPr>
+          <w:rStyle w:val="math-inline"/>
+          <w:rFonts w:eastAsiaTheme="majorEastAsia"/>
+        </w:rPr>
+        <w:t>$Score_{final}$</w:t>
+      </w:r>
+      <w:r>
+        <w:t xml:space="preserve">) </w:t>
+      </w:r>
+      <w:proofErr w:type="spellStart"/>
+      <w:r>
+        <w:t>được</w:t>
+      </w:r>
+      <w:proofErr w:type="spellEnd"/>
+      <w:r>
+        <w:t xml:space="preserve"> </w:t>
+      </w:r>
+      <w:proofErr w:type="spellStart"/>
+      <w:r>
+        <w:t>tính</w:t>
+      </w:r>
+      <w:proofErr w:type="spellEnd"/>
+      <w:r>
+        <w:t xml:space="preserve"> </w:t>
+      </w:r>
+      <w:proofErr w:type="spellStart"/>
+      <w:r>
+        <w:t>dựa</w:t>
+      </w:r>
+      <w:proofErr w:type="spellEnd"/>
+      <w:r>
+        <w:t xml:space="preserve"> </w:t>
+      </w:r>
+      <w:proofErr w:type="spellStart"/>
+      <w:r>
+        <w:t>trên</w:t>
+      </w:r>
+      <w:proofErr w:type="spellEnd"/>
+      <w:r>
+        <w:t xml:space="preserve"> </w:t>
+      </w:r>
+      <w:proofErr w:type="spellStart"/>
+      <w:r>
+        <w:t>trọng</w:t>
+      </w:r>
+      <w:proofErr w:type="spellEnd"/>
+      <w:r>
+        <w:t xml:space="preserve"> </w:t>
+      </w:r>
+      <w:proofErr w:type="spellStart"/>
+      <w:r>
+        <w:t>số</w:t>
+      </w:r>
+      <w:proofErr w:type="spellEnd"/>
+      <w:r>
+        <w:t xml:space="preserve"> </w:t>
+      </w:r>
+      <w:proofErr w:type="spellStart"/>
+      <w:r>
+        <w:t>của</w:t>
+      </w:r>
+      <w:proofErr w:type="spellEnd"/>
+      <w:r>
+        <w:t xml:space="preserve"> </w:t>
+      </w:r>
+      <w:proofErr w:type="spellStart"/>
+      <w:r>
+        <w:t>điểm</w:t>
+      </w:r>
+      <w:proofErr w:type="spellEnd"/>
+      <w:r>
+        <w:t xml:space="preserve"> </w:t>
+      </w:r>
+      <w:proofErr w:type="spellStart"/>
+      <w:r>
+        <w:t>giữa</w:t>
+      </w:r>
+      <w:proofErr w:type="spellEnd"/>
+      <w:r>
+        <w:t xml:space="preserve"> </w:t>
+      </w:r>
+      <w:proofErr w:type="spellStart"/>
+      <w:r>
+        <w:t>kỳ</w:t>
+      </w:r>
+      <w:proofErr w:type="spellEnd"/>
+      <w:r>
+        <w:t xml:space="preserve"> (</w:t>
+      </w:r>
+      <w:r>
+        <w:rPr>
+          <w:rStyle w:val="math-inline"/>
+          <w:rFonts w:eastAsiaTheme="majorEastAsia"/>
+        </w:rPr>
+        <w:t>$S_{mid}$</w:t>
+      </w:r>
+      <w:r>
+        <w:t xml:space="preserve">) </w:t>
+      </w:r>
+      <w:proofErr w:type="spellStart"/>
+      <w:r>
+        <w:t>và</w:t>
+      </w:r>
+      <w:proofErr w:type="spellEnd"/>
+      <w:r>
+        <w:t xml:space="preserve"> </w:t>
+      </w:r>
+      <w:proofErr w:type="spellStart"/>
+      <w:r>
+        <w:t>điểm</w:t>
+      </w:r>
+      <w:proofErr w:type="spellEnd"/>
+      <w:r>
+        <w:t xml:space="preserve"> </w:t>
+      </w:r>
+      <w:proofErr w:type="spellStart"/>
+      <w:r>
+        <w:t>cuối</w:t>
+      </w:r>
+      <w:proofErr w:type="spellEnd"/>
+      <w:r>
+        <w:t xml:space="preserve"> </w:t>
+      </w:r>
+      <w:proofErr w:type="spellStart"/>
+      <w:r>
+        <w:t>kỳ</w:t>
+      </w:r>
+      <w:proofErr w:type="spellEnd"/>
+      <w:r>
+        <w:t xml:space="preserve"> (</w:t>
+      </w:r>
+      <w:r>
+        <w:rPr>
+          <w:rStyle w:val="math-inline"/>
+          <w:rFonts w:eastAsiaTheme="majorEastAsia"/>
+        </w:rPr>
+        <w:t>$S_{final}$</w:t>
+      </w:r>
+      <w:r>
+        <w:t xml:space="preserve">). </w:t>
+      </w:r>
+      <w:proofErr w:type="spellStart"/>
+      <w:r>
+        <w:t>Ví</w:t>
+      </w:r>
+      <w:proofErr w:type="spellEnd"/>
+      <w:r>
+        <w:t xml:space="preserve"> </w:t>
+      </w:r>
+      <w:proofErr w:type="spellStart"/>
+      <w:r>
+        <w:t>dụ</w:t>
+      </w:r>
+      <w:proofErr w:type="spellEnd"/>
+      <w:r>
+        <w:t xml:space="preserve"> </w:t>
+      </w:r>
+      <w:proofErr w:type="spellStart"/>
+      <w:r>
+        <w:t>theo</w:t>
+      </w:r>
+      <w:proofErr w:type="spellEnd"/>
+      <w:r>
+        <w:t xml:space="preserve"> </w:t>
+      </w:r>
+      <w:proofErr w:type="spellStart"/>
+      <w:r>
+        <w:t>chuẩn</w:t>
+      </w:r>
+      <w:proofErr w:type="spellEnd"/>
+      <w:r>
+        <w:t xml:space="preserve"> </w:t>
+      </w:r>
+      <w:proofErr w:type="spellStart"/>
+      <w:r>
+        <w:t>thông</w:t>
+      </w:r>
+      <w:proofErr w:type="spellEnd"/>
+      <w:r>
+        <w:t xml:space="preserve"> </w:t>
+      </w:r>
+      <w:proofErr w:type="spellStart"/>
+      <w:r>
+        <w:t>thường</w:t>
+      </w:r>
+      <w:proofErr w:type="spellEnd"/>
+      <w:r>
+        <w:t xml:space="preserve"> (</w:t>
+      </w:r>
+      <w:proofErr w:type="spellStart"/>
+      <w:r>
+        <w:t>hoặc</w:t>
+      </w:r>
+      <w:proofErr w:type="spellEnd"/>
+      <w:r>
+        <w:t xml:space="preserve"> </w:t>
+      </w:r>
+      <w:proofErr w:type="spellStart"/>
+      <w:r>
+        <w:t>bạn</w:t>
+      </w:r>
+      <w:proofErr w:type="spellEnd"/>
+      <w:r>
+        <w:t xml:space="preserve"> </w:t>
+      </w:r>
+      <w:proofErr w:type="spellStart"/>
+      <w:r>
+        <w:t>có</w:t>
+      </w:r>
+      <w:proofErr w:type="spellEnd"/>
+      <w:r>
+        <w:t xml:space="preserve"> </w:t>
+      </w:r>
+      <w:proofErr w:type="spellStart"/>
+      <w:r>
+        <w:t>thể</w:t>
+      </w:r>
+      <w:proofErr w:type="spellEnd"/>
+      <w:r>
+        <w:t xml:space="preserve"> </w:t>
+      </w:r>
+      <w:proofErr w:type="spellStart"/>
+      <w:r>
+        <w:t>đổi</w:t>
+      </w:r>
+      <w:proofErr w:type="spellEnd"/>
+      <w:r>
+        <w:t xml:space="preserve"> </w:t>
+      </w:r>
+      <w:proofErr w:type="spellStart"/>
+      <w:r>
+        <w:t>tỷ</w:t>
+      </w:r>
+      <w:proofErr w:type="spellEnd"/>
+      <w:r>
+        <w:t xml:space="preserve"> </w:t>
+      </w:r>
+      <w:proofErr w:type="spellStart"/>
+      <w:r>
+        <w:t>lệ</w:t>
+      </w:r>
+      <w:proofErr w:type="spellEnd"/>
+      <w:r>
+        <w:t xml:space="preserve"> </w:t>
+      </w:r>
+      <w:proofErr w:type="spellStart"/>
+      <w:r>
+        <w:t>theo</w:t>
+      </w:r>
+      <w:proofErr w:type="spellEnd"/>
+      <w:r>
+        <w:t xml:space="preserve"> </w:t>
+      </w:r>
+      <w:proofErr w:type="spellStart"/>
+      <w:r>
+        <w:t>quy</w:t>
+      </w:r>
+      <w:proofErr w:type="spellEnd"/>
+      <w:r>
+        <w:t xml:space="preserve"> </w:t>
+      </w:r>
+      <w:proofErr w:type="spellStart"/>
+      <w:r>
+        <w:t>định</w:t>
+      </w:r>
+      <w:proofErr w:type="spellEnd"/>
+      <w:r>
+        <w:t xml:space="preserve"> </w:t>
+      </w:r>
+      <w:proofErr w:type="spellStart"/>
+      <w:r>
+        <w:t>cụ</w:t>
+      </w:r>
+      <w:proofErr w:type="spellEnd"/>
+      <w:r>
+        <w:t xml:space="preserve"> </w:t>
+      </w:r>
+      <w:proofErr w:type="spellStart"/>
+      <w:r>
+        <w:t>thể</w:t>
+      </w:r>
+      <w:proofErr w:type="spellEnd"/>
+      <w:r>
+        <w:t xml:space="preserve"> </w:t>
+      </w:r>
+      <w:proofErr w:type="spellStart"/>
+      <w:r>
+        <w:t>của</w:t>
+      </w:r>
+      <w:proofErr w:type="spellEnd"/>
+      <w:r>
+        <w:t xml:space="preserve"> </w:t>
+      </w:r>
+      <w:proofErr w:type="spellStart"/>
+      <w:r>
+        <w:t>trường</w:t>
+      </w:r>
+      <w:proofErr w:type="spellEnd"/>
+      <w:r>
+        <w:t>):</w:t>
+      </w:r>
+    </w:p>
+    <w:p>
+      <w:r>
+        <w:t>$$Score_{course} = (S_{mid} \times 0.3) + (S_{final} \times 0.7)$$</w:t>
+      </w:r>
+    </w:p>
+    <w:p>
+      <w:pPr>
+        <w:pStyle w:val="HTMLPreformatted"/>
+        <w:rPr>
+          <w:rStyle w:val="HTMLCode"/>
+        </w:rPr>
+      </w:pPr>
+      <w:r>
+        <w:rPr>
+          <w:rStyle w:val="HTMLCode"/>
+        </w:rPr>
+        <w:t xml:space="preserve">*   </w:t>
+      </w:r>
+      <w:proofErr w:type="spellStart"/>
+      <w:r>
+        <w:rPr>
+          <w:rStyle w:val="HTMLCode"/>
+        </w:rPr>
+        <w:t>Công</w:t>
+      </w:r>
+      <w:proofErr w:type="spellEnd"/>
+      <w:r>
+        <w:rPr>
+          <w:rStyle w:val="HTMLCode"/>
+        </w:rPr>
+        <w:t xml:space="preserve"> </w:t>
+      </w:r>
+      <w:proofErr w:type="spellStart"/>
+      <w:r>
+        <w:rPr>
+          <w:rStyle w:val="HTMLCode"/>
+        </w:rPr>
+        <w:t>thức</w:t>
+      </w:r>
+      <w:proofErr w:type="spellEnd"/>
+      <w:r>
+        <w:rPr>
+          <w:rStyle w:val="HTMLCode"/>
+        </w:rPr>
+        <w:t xml:space="preserve"> </w:t>
+      </w:r>
+      <w:proofErr w:type="spellStart"/>
+      <w:r>
+        <w:rPr>
+          <w:rStyle w:val="HTMLCode"/>
+        </w:rPr>
+        <w:t>tính</w:t>
+      </w:r>
+      <w:proofErr w:type="spellEnd"/>
+      <w:r>
+        <w:rPr>
+          <w:rStyle w:val="HTMLCode"/>
+        </w:rPr>
+        <w:t xml:space="preserve"> </w:t>
+      </w:r>
+      <w:proofErr w:type="spellStart"/>
+      <w:r>
+        <w:rPr>
+          <w:rStyle w:val="HTMLCode"/>
+        </w:rPr>
+        <w:t>Điểm</w:t>
+      </w:r>
+      <w:proofErr w:type="spellEnd"/>
+      <w:r>
+        <w:rPr>
+          <w:rStyle w:val="HTMLCode"/>
+        </w:rPr>
+        <w:t xml:space="preserve"> </w:t>
+      </w:r>
+      <w:proofErr w:type="spellStart"/>
+      <w:r>
+        <w:rPr>
+          <w:rStyle w:val="HTMLCode"/>
+        </w:rPr>
+        <w:t>trung</w:t>
+      </w:r>
+      <w:proofErr w:type="spellEnd"/>
+      <w:r>
+        <w:rPr>
+          <w:rStyle w:val="HTMLCode"/>
+        </w:rPr>
+        <w:t xml:space="preserve"> </w:t>
+      </w:r>
+      <w:proofErr w:type="spellStart"/>
+      <w:r>
+        <w:rPr>
+          <w:rStyle w:val="HTMLCode"/>
+        </w:rPr>
+        <w:t>bình</w:t>
+      </w:r>
+      <w:proofErr w:type="spellEnd"/>
+      <w:r>
+        <w:rPr>
+          <w:rStyle w:val="HTMLCode"/>
+        </w:rPr>
+        <w:t xml:space="preserve"> </w:t>
+      </w:r>
+      <w:proofErr w:type="spellStart"/>
+      <w:r>
+        <w:rPr>
+          <w:rStyle w:val="HTMLCode"/>
+        </w:rPr>
+        <w:t>tích</w:t>
+      </w:r>
+      <w:proofErr w:type="spellEnd"/>
+      <w:r>
+        <w:rPr>
+          <w:rStyle w:val="HTMLCode"/>
+        </w:rPr>
+        <w:t xml:space="preserve"> </w:t>
+      </w:r>
+      <w:proofErr w:type="spellStart"/>
+      <w:r>
+        <w:rPr>
+          <w:rStyle w:val="HTMLCode"/>
+        </w:rPr>
+        <w:t>lũy</w:t>
+      </w:r>
+      <w:proofErr w:type="spellEnd"/>
+      <w:r>
+        <w:rPr>
+          <w:rStyle w:val="HTMLCode"/>
+        </w:rPr>
+        <w:t xml:space="preserve"> ($GPA$) </w:t>
+      </w:r>
+      <w:proofErr w:type="spellStart"/>
+      <w:r>
+        <w:rPr>
+          <w:rStyle w:val="HTMLCode"/>
+        </w:rPr>
+        <w:t>dựa</w:t>
+      </w:r>
+      <w:proofErr w:type="spellEnd"/>
+      <w:r>
+        <w:rPr>
+          <w:rStyle w:val="HTMLCode"/>
+        </w:rPr>
+        <w:t xml:space="preserve"> </w:t>
+      </w:r>
+      <w:proofErr w:type="spellStart"/>
+      <w:r>
+        <w:rPr>
+          <w:rStyle w:val="HTMLCode"/>
+        </w:rPr>
+        <w:t>trên</w:t>
+      </w:r>
+      <w:proofErr w:type="spellEnd"/>
+      <w:r>
+        <w:rPr>
+          <w:rStyle w:val="HTMLCode"/>
+        </w:rPr>
+        <w:t xml:space="preserve"> </w:t>
+      </w:r>
+      <w:proofErr w:type="spellStart"/>
+      <w:r>
+        <w:rPr>
+          <w:rStyle w:val="HTMLCode"/>
+        </w:rPr>
+        <w:t>tổng</w:t>
+      </w:r>
+      <w:proofErr w:type="spellEnd"/>
+      <w:r>
+        <w:rPr>
+          <w:rStyle w:val="HTMLCode"/>
+        </w:rPr>
+        <w:t xml:space="preserve"> </w:t>
+      </w:r>
+      <w:proofErr w:type="spellStart"/>
+      <w:r>
+        <w:rPr>
+          <w:rStyle w:val="HTMLCode"/>
+        </w:rPr>
+        <w:t>số</w:t>
+      </w:r>
+      <w:proofErr w:type="spellEnd"/>
+      <w:r>
+        <w:rPr>
+          <w:rStyle w:val="HTMLCode"/>
+        </w:rPr>
+        <w:t xml:space="preserve"> </w:t>
+      </w:r>
+      <w:proofErr w:type="spellStart"/>
+      <w:r>
+        <w:rPr>
+          <w:rStyle w:val="HTMLCode"/>
+        </w:rPr>
+        <w:t>tín</w:t>
+      </w:r>
+      <w:proofErr w:type="spellEnd"/>
+      <w:r>
+        <w:rPr>
+          <w:rStyle w:val="HTMLCode"/>
+        </w:rPr>
+        <w:t xml:space="preserve"> </w:t>
+      </w:r>
+      <w:proofErr w:type="spellStart"/>
+      <w:r>
+        <w:rPr>
+          <w:rStyle w:val="HTMLCode"/>
+        </w:rPr>
+        <w:t>chỉ</w:t>
+      </w:r>
+      <w:proofErr w:type="spellEnd"/>
+      <w:r>
+        <w:rPr>
+          <w:rStyle w:val="HTMLCode"/>
+        </w:rPr>
+        <w:t xml:space="preserve"> </w:t>
+      </w:r>
+      <w:proofErr w:type="spellStart"/>
+      <w:r>
+        <w:rPr>
+          <w:rStyle w:val="HTMLCode"/>
+        </w:rPr>
+        <w:t>tích</w:t>
+      </w:r>
+      <w:proofErr w:type="spellEnd"/>
+      <w:r>
+        <w:rPr>
+          <w:rStyle w:val="HTMLCode"/>
+        </w:rPr>
+        <w:t xml:space="preserve"> </w:t>
+      </w:r>
+      <w:proofErr w:type="spellStart"/>
+      <w:r>
+        <w:rPr>
+          <w:rStyle w:val="HTMLCode"/>
+        </w:rPr>
+        <w:t>lũy</w:t>
+      </w:r>
+      <w:proofErr w:type="spellEnd"/>
+      <w:r>
+        <w:rPr>
+          <w:rStyle w:val="HTMLCode"/>
+        </w:rPr>
+        <w:t>:</w:t>
+      </w:r>
+    </w:p>
+    <w:p>
+      <w:r>
+        <w:t>$$GPA = \frac{\sum_{</w:t>
+      </w:r>
+      <w:proofErr w:type="spellStart"/>
+      <w:r>
+        <w:t>i</w:t>
+      </w:r>
+      <w:proofErr w:type="spellEnd"/>
+      <w:r>
+        <w:t xml:space="preserve">=1}^{n} (Score_{course, </w:t>
+      </w:r>
+      <w:proofErr w:type="spellStart"/>
+      <w:r>
+        <w:t>i</w:t>
+      </w:r>
+      <w:proofErr w:type="spellEnd"/>
+      <w:r>
+        <w:t xml:space="preserve">} \times </w:t>
+      </w:r>
+      <w:proofErr w:type="spellStart"/>
+      <w:r>
+        <w:t>Credits_i</w:t>
+      </w:r>
+      <w:proofErr w:type="spellEnd"/>
+      <w:r>
+        <w:t>)}{\sum_{</w:t>
+      </w:r>
+      <w:proofErr w:type="spellStart"/>
+      <w:r>
+        <w:t>i</w:t>
+      </w:r>
+      <w:proofErr w:type="spellEnd"/>
+      <w:r>
+        <w:t xml:space="preserve">=1}^{n} </w:t>
+      </w:r>
+      <w:proofErr w:type="spellStart"/>
+      <w:r>
+        <w:t>Credits_i</w:t>
+      </w:r>
+      <w:proofErr w:type="spellEnd"/>
+      <w:r>
+        <w:t>}$$</w:t>
+      </w:r>
+    </w:p>
+    <w:p>
+      <w:pPr>
+        <w:pStyle w:val="HTMLPreformatted"/>
+        <w:rPr>
+          <w:rStyle w:val="HTMLCode"/>
+        </w:rPr>
+      </w:pPr>
+      <w:proofErr w:type="spellStart"/>
+      <w:r>
+        <w:rPr>
+          <w:rStyle w:val="HTMLCode"/>
+        </w:rPr>
+        <w:t>Trong</w:t>
+      </w:r>
+      <w:proofErr w:type="spellEnd"/>
+      <w:r>
+        <w:rPr>
+          <w:rStyle w:val="HTMLCode"/>
+        </w:rPr>
+        <w:t xml:space="preserve"> </w:t>
+      </w:r>
+      <w:proofErr w:type="spellStart"/>
+      <w:r>
+        <w:rPr>
+          <w:rStyle w:val="HTMLCode"/>
+        </w:rPr>
+        <w:t>đó</w:t>
+      </w:r>
+      <w:proofErr w:type="spellEnd"/>
+      <w:r>
+        <w:rPr>
+          <w:rStyle w:val="HTMLCode"/>
+        </w:rPr>
+        <w:t xml:space="preserve"> $</w:t>
+      </w:r>
+      <w:proofErr w:type="spellStart"/>
+      <w:r>
+        <w:rPr>
+          <w:rStyle w:val="HTMLCode"/>
+        </w:rPr>
+        <w:t>Credits_i</w:t>
+      </w:r>
+      <w:proofErr w:type="spellEnd"/>
+      <w:r>
+        <w:rPr>
+          <w:rStyle w:val="HTMLCode"/>
+        </w:rPr>
+        <w:t xml:space="preserve">$ </w:t>
+      </w:r>
+      <w:proofErr w:type="spellStart"/>
+      <w:r>
+        <w:rPr>
+          <w:rStyle w:val="HTMLCode"/>
+        </w:rPr>
+        <w:t>là</w:t>
+      </w:r>
+      <w:proofErr w:type="spellEnd"/>
+      <w:r>
+        <w:rPr>
+          <w:rStyle w:val="HTMLCode"/>
+        </w:rPr>
+        <w:t xml:space="preserve"> </w:t>
+      </w:r>
+      <w:proofErr w:type="spellStart"/>
+      <w:r>
+        <w:rPr>
+          <w:rStyle w:val="HTMLCode"/>
+        </w:rPr>
+        <w:t>số</w:t>
+      </w:r>
+      <w:proofErr w:type="spellEnd"/>
+      <w:r>
+        <w:rPr>
+          <w:rStyle w:val="HTMLCode"/>
+        </w:rPr>
+        <w:t xml:space="preserve"> </w:t>
+      </w:r>
+      <w:proofErr w:type="spellStart"/>
+      <w:r>
+        <w:rPr>
+          <w:rStyle w:val="HTMLCode"/>
+        </w:rPr>
+        <w:t>tín</w:t>
+      </w:r>
+      <w:proofErr w:type="spellEnd"/>
+      <w:r>
+        <w:rPr>
+          <w:rStyle w:val="HTMLCode"/>
+        </w:rPr>
+        <w:t xml:space="preserve"> </w:t>
+      </w:r>
+      <w:proofErr w:type="spellStart"/>
+      <w:r>
+        <w:rPr>
+          <w:rStyle w:val="HTMLCode"/>
+        </w:rPr>
+        <w:t>chỉ</w:t>
+      </w:r>
+      <w:proofErr w:type="spellEnd"/>
+      <w:r>
+        <w:rPr>
+          <w:rStyle w:val="HTMLCode"/>
+        </w:rPr>
+        <w:t xml:space="preserve"> </w:t>
+      </w:r>
+      <w:proofErr w:type="spellStart"/>
+      <w:r>
+        <w:rPr>
+          <w:rStyle w:val="HTMLCode"/>
+        </w:rPr>
+        <w:t>của</w:t>
+      </w:r>
+      <w:proofErr w:type="spellEnd"/>
+      <w:r>
+        <w:rPr>
+          <w:rStyle w:val="HTMLCode"/>
+        </w:rPr>
+        <w:t xml:space="preserve"> </w:t>
+      </w:r>
+      <w:proofErr w:type="spellStart"/>
+      <w:r>
+        <w:rPr>
+          <w:rStyle w:val="HTMLCode"/>
+        </w:rPr>
+        <w:t>môn</w:t>
+      </w:r>
+      <w:proofErr w:type="spellEnd"/>
+      <w:r>
+        <w:rPr>
+          <w:rStyle w:val="HTMLCode"/>
+        </w:rPr>
+        <w:t xml:space="preserve"> </w:t>
+      </w:r>
+      <w:proofErr w:type="spellStart"/>
+      <w:r>
+        <w:rPr>
+          <w:rStyle w:val="HTMLCode"/>
+        </w:rPr>
+        <w:t>học</w:t>
+      </w:r>
+      <w:proofErr w:type="spellEnd"/>
+      <w:r>
+        <w:rPr>
+          <w:rStyle w:val="HTMLCode"/>
+        </w:rPr>
+        <w:t xml:space="preserve"> </w:t>
+      </w:r>
+      <w:proofErr w:type="spellStart"/>
+      <w:r>
+        <w:rPr>
+          <w:rStyle w:val="HTMLCode"/>
+        </w:rPr>
+        <w:t>thứ</w:t>
+      </w:r>
+      <w:proofErr w:type="spellEnd"/>
+      <w:r>
+        <w:rPr>
+          <w:rStyle w:val="HTMLCode"/>
+        </w:rPr>
+        <w:t xml:space="preserve"> $</w:t>
+      </w:r>
+      <w:proofErr w:type="spellStart"/>
+      <w:r>
+        <w:rPr>
+          <w:rStyle w:val="HTMLCode"/>
+        </w:rPr>
+        <w:t>i</w:t>
+      </w:r>
+      <w:proofErr w:type="spellEnd"/>
+      <w:r>
+        <w:rPr>
+          <w:rStyle w:val="HTMLCode"/>
+        </w:rPr>
+        <w:t xml:space="preserve">$, </w:t>
+      </w:r>
+      <w:proofErr w:type="spellStart"/>
+      <w:r>
+        <w:rPr>
+          <w:rStyle w:val="HTMLCode"/>
+        </w:rPr>
+        <w:t>và</w:t>
+      </w:r>
+      <w:proofErr w:type="spellEnd"/>
+      <w:r>
+        <w:rPr>
+          <w:rStyle w:val="HTMLCode"/>
+        </w:rPr>
+        <w:t xml:space="preserve"> $n$ </w:t>
+      </w:r>
+      <w:proofErr w:type="spellStart"/>
+      <w:r>
+        <w:rPr>
+          <w:rStyle w:val="HTMLCode"/>
+        </w:rPr>
+        <w:t>là</w:t>
+      </w:r>
+      <w:proofErr w:type="spellEnd"/>
+      <w:r>
+        <w:rPr>
+          <w:rStyle w:val="HTMLCode"/>
+        </w:rPr>
+        <w:t xml:space="preserve"> </w:t>
+      </w:r>
+      <w:proofErr w:type="spellStart"/>
+      <w:r>
+        <w:rPr>
+          <w:rStyle w:val="HTMLCode"/>
+        </w:rPr>
+        <w:t>tổng</w:t>
+      </w:r>
+      <w:proofErr w:type="spellEnd"/>
+      <w:r>
+        <w:rPr>
+          <w:rStyle w:val="HTMLCode"/>
+        </w:rPr>
+        <w:t xml:space="preserve"> </w:t>
+      </w:r>
+      <w:proofErr w:type="spellStart"/>
+      <w:r>
+        <w:rPr>
+          <w:rStyle w:val="HTMLCode"/>
+        </w:rPr>
+        <w:t>số</w:t>
+      </w:r>
+      <w:proofErr w:type="spellEnd"/>
+      <w:r>
+        <w:rPr>
+          <w:rStyle w:val="HTMLCode"/>
+        </w:rPr>
+        <w:t xml:space="preserve"> </w:t>
+      </w:r>
+      <w:proofErr w:type="spellStart"/>
+      <w:r>
+        <w:rPr>
+          <w:rStyle w:val="HTMLCode"/>
+        </w:rPr>
+        <w:t>môn</w:t>
+      </w:r>
+      <w:proofErr w:type="spellEnd"/>
+      <w:r>
+        <w:rPr>
+          <w:rStyle w:val="HTMLCode"/>
+        </w:rPr>
+        <w:t xml:space="preserve"> </w:t>
+      </w:r>
+      <w:proofErr w:type="spellStart"/>
+      <w:r>
+        <w:rPr>
+          <w:rStyle w:val="HTMLCode"/>
+        </w:rPr>
+        <w:t>học</w:t>
+      </w:r>
+      <w:proofErr w:type="spellEnd"/>
+      <w:r>
+        <w:rPr>
+          <w:rStyle w:val="HTMLCode"/>
+        </w:rPr>
+        <w:t xml:space="preserve"> </w:t>
+      </w:r>
+      <w:proofErr w:type="spellStart"/>
+      <w:r>
+        <w:rPr>
+          <w:rStyle w:val="HTMLCode"/>
+        </w:rPr>
+        <w:t>đã</w:t>
+      </w:r>
+      <w:proofErr w:type="spellEnd"/>
+      <w:r>
+        <w:rPr>
+          <w:rStyle w:val="HTMLCode"/>
+        </w:rPr>
+        <w:t xml:space="preserve"> </w:t>
+      </w:r>
+      <w:proofErr w:type="spellStart"/>
+      <w:r>
+        <w:rPr>
+          <w:rStyle w:val="HTMLCode"/>
+        </w:rPr>
+        <w:t>hoàn</w:t>
+      </w:r>
+      <w:proofErr w:type="spellEnd"/>
+      <w:r>
+        <w:rPr>
+          <w:rStyle w:val="HTMLCode"/>
+        </w:rPr>
+        <w:t xml:space="preserve"> </w:t>
+      </w:r>
+      <w:proofErr w:type="spellStart"/>
+      <w:r>
+        <w:rPr>
+          <w:rStyle w:val="HTMLCode"/>
+        </w:rPr>
+        <w:t>thành</w:t>
+      </w:r>
+      <w:proofErr w:type="spellEnd"/>
+      <w:r>
+        <w:rPr>
+          <w:rStyle w:val="HTMLCode"/>
+        </w:rPr>
+        <w:t>.</w:t>
+      </w:r>
+    </w:p>
+    <w:p>
+      <w:pPr>
+        <w:pStyle w:val="Heading3"/>
+      </w:pPr>
+      <w:r>
+        <w:t>6.4</w:t>
+      </w:r>
+      <w:r>
+        <w:t>Transactional Integrity and Concurrency Control</w:t>
+      </w:r>
+    </w:p>
+    <w:p>
+      <w:pPr>
+        <w:pStyle w:val="NormalWeb"/>
+        <w:numPr>
+          <w:ilvl w:val="0"/>
+          <w:numId w:val="9"/>
+        </w:numPr>
+      </w:pPr>
+      <w:proofErr w:type="spellStart"/>
+      <w:r>
+        <w:rPr>
+          <w:b/>
+          <w:bCs/>
+        </w:rPr>
+        <w:t>Mục</w:t>
+      </w:r>
+      <w:proofErr w:type="spellEnd"/>
+      <w:r>
+        <w:rPr>
+          <w:b/>
+          <w:bCs/>
+        </w:rPr>
+        <w:t xml:space="preserve"> </w:t>
+      </w:r>
+      <w:proofErr w:type="spellStart"/>
+      <w:r>
+        <w:rPr>
+          <w:b/>
+          <w:bCs/>
+        </w:rPr>
+        <w:t>tiêu</w:t>
+      </w:r>
+      <w:proofErr w:type="spellEnd"/>
+      <w:r>
+        <w:rPr>
+          <w:b/>
+          <w:bCs/>
+        </w:rPr>
+        <w:t>:</w:t>
+      </w:r>
+      <w:r>
+        <w:t xml:space="preserve"> </w:t>
+      </w:r>
+      <w:proofErr w:type="spellStart"/>
+      <w:r>
+        <w:t>Giải</w:t>
+      </w:r>
+      <w:proofErr w:type="spellEnd"/>
+      <w:r>
+        <w:t xml:space="preserve"> </w:t>
+      </w:r>
+      <w:proofErr w:type="spellStart"/>
+      <w:r>
+        <w:t>thích</w:t>
+      </w:r>
+      <w:proofErr w:type="spellEnd"/>
+      <w:r>
+        <w:t xml:space="preserve"> </w:t>
+      </w:r>
+      <w:proofErr w:type="spellStart"/>
+      <w:r>
+        <w:t>cách</w:t>
+      </w:r>
+      <w:proofErr w:type="spellEnd"/>
+      <w:r>
+        <w:t xml:space="preserve"> </w:t>
+      </w:r>
+      <w:proofErr w:type="spellStart"/>
+      <w:r>
+        <w:t>xử</w:t>
+      </w:r>
+      <w:proofErr w:type="spellEnd"/>
+      <w:r>
+        <w:t xml:space="preserve"> </w:t>
+      </w:r>
+      <w:proofErr w:type="spellStart"/>
+      <w:r>
+        <w:t>lý</w:t>
+      </w:r>
+      <w:proofErr w:type="spellEnd"/>
+      <w:r>
+        <w:t xml:space="preserve"> </w:t>
+      </w:r>
+      <w:proofErr w:type="spellStart"/>
+      <w:r>
+        <w:t>khi</w:t>
+      </w:r>
+      <w:proofErr w:type="spellEnd"/>
+      <w:r>
+        <w:t xml:space="preserve"> </w:t>
+      </w:r>
+      <w:proofErr w:type="spellStart"/>
+      <w:r>
+        <w:t>nhiều</w:t>
+      </w:r>
+      <w:proofErr w:type="spellEnd"/>
+      <w:r>
+        <w:t xml:space="preserve"> </w:t>
+      </w:r>
+      <w:proofErr w:type="spellStart"/>
+      <w:r>
+        <w:t>người</w:t>
+      </w:r>
+      <w:proofErr w:type="spellEnd"/>
+      <w:r>
+        <w:t xml:space="preserve"> </w:t>
+      </w:r>
+      <w:proofErr w:type="spellStart"/>
+      <w:r>
+        <w:t>dùng</w:t>
+      </w:r>
+      <w:proofErr w:type="spellEnd"/>
+      <w:r>
+        <w:t xml:space="preserve"> </w:t>
+      </w:r>
+      <w:proofErr w:type="spellStart"/>
+      <w:r>
+        <w:t>cùng</w:t>
+      </w:r>
+      <w:proofErr w:type="spellEnd"/>
+      <w:r>
+        <w:t xml:space="preserve"> </w:t>
+      </w:r>
+      <w:proofErr w:type="spellStart"/>
+      <w:r>
+        <w:t>thao</w:t>
+      </w:r>
+      <w:proofErr w:type="spellEnd"/>
+      <w:r>
+        <w:t xml:space="preserve"> </w:t>
+      </w:r>
+      <w:proofErr w:type="spellStart"/>
+      <w:r>
+        <w:t>tác</w:t>
+      </w:r>
+      <w:proofErr w:type="spellEnd"/>
+      <w:r>
+        <w:t xml:space="preserve"> (</w:t>
+      </w:r>
+      <w:proofErr w:type="spellStart"/>
+      <w:r>
+        <w:t>ví</w:t>
+      </w:r>
+      <w:proofErr w:type="spellEnd"/>
+      <w:r>
+        <w:t xml:space="preserve"> </w:t>
+      </w:r>
+      <w:proofErr w:type="spellStart"/>
+      <w:r>
+        <w:t>dụ</w:t>
+      </w:r>
+      <w:proofErr w:type="spellEnd"/>
+      <w:r>
+        <w:t xml:space="preserve">: </w:t>
+      </w:r>
+      <w:proofErr w:type="spellStart"/>
+      <w:r>
+        <w:t>mùa</w:t>
+      </w:r>
+      <w:proofErr w:type="spellEnd"/>
+      <w:r>
+        <w:t xml:space="preserve"> </w:t>
+      </w:r>
+      <w:proofErr w:type="spellStart"/>
+      <w:r>
+        <w:t>thi</w:t>
+      </w:r>
+      <w:proofErr w:type="spellEnd"/>
+      <w:r>
+        <w:t xml:space="preserve">, </w:t>
+      </w:r>
+      <w:proofErr w:type="spellStart"/>
+      <w:r>
+        <w:t>nhập</w:t>
+      </w:r>
+      <w:proofErr w:type="spellEnd"/>
+      <w:r>
+        <w:t xml:space="preserve"> </w:t>
+      </w:r>
+      <w:proofErr w:type="spellStart"/>
+      <w:r>
+        <w:t>điểm</w:t>
+      </w:r>
+      <w:proofErr w:type="spellEnd"/>
+      <w:r>
+        <w:t xml:space="preserve"> </w:t>
+      </w:r>
+      <w:proofErr w:type="spellStart"/>
+      <w:r>
+        <w:t>hàng</w:t>
+      </w:r>
+      <w:proofErr w:type="spellEnd"/>
+      <w:r>
+        <w:t xml:space="preserve"> </w:t>
+      </w:r>
+      <w:proofErr w:type="spellStart"/>
+      <w:r>
+        <w:t>loạt</w:t>
+      </w:r>
+      <w:proofErr w:type="spellEnd"/>
+      <w:r>
+        <w:t>).</w:t>
+      </w:r>
+    </w:p>
+    <w:p>
+      <w:pPr>
+        <w:pStyle w:val="NormalWeb"/>
+        <w:numPr>
+          <w:ilvl w:val="1"/>
+          <w:numId w:val="9"/>
+        </w:numPr>
+      </w:pPr>
+      <w:proofErr w:type="spellStart"/>
+      <w:r>
+        <w:t>Để</w:t>
+      </w:r>
+      <w:proofErr w:type="spellEnd"/>
+      <w:r>
+        <w:t xml:space="preserve"> </w:t>
+      </w:r>
+      <w:proofErr w:type="spellStart"/>
+      <w:r>
+        <w:t>đảm</w:t>
+      </w:r>
+      <w:proofErr w:type="spellEnd"/>
+      <w:r>
+        <w:t xml:space="preserve"> </w:t>
+      </w:r>
+      <w:proofErr w:type="spellStart"/>
+      <w:r>
+        <w:t>bảo</w:t>
+      </w:r>
+      <w:proofErr w:type="spellEnd"/>
+      <w:r>
+        <w:t xml:space="preserve"> </w:t>
+      </w:r>
+      <w:proofErr w:type="spellStart"/>
+      <w:r>
+        <w:t>tính</w:t>
+      </w:r>
+      <w:proofErr w:type="spellEnd"/>
+      <w:r>
+        <w:t xml:space="preserve"> </w:t>
+      </w:r>
+      <w:proofErr w:type="spellStart"/>
+      <w:r>
+        <w:t>toàn</w:t>
+      </w:r>
+      <w:proofErr w:type="spellEnd"/>
+      <w:r>
+        <w:t xml:space="preserve"> </w:t>
+      </w:r>
+      <w:proofErr w:type="spellStart"/>
+      <w:r>
+        <w:t>vẹn</w:t>
+      </w:r>
+      <w:proofErr w:type="spellEnd"/>
+      <w:r>
+        <w:t xml:space="preserve"> </w:t>
+      </w:r>
+      <w:proofErr w:type="spellStart"/>
+      <w:r>
+        <w:t>dữ</w:t>
+      </w:r>
+      <w:proofErr w:type="spellEnd"/>
+      <w:r>
+        <w:t xml:space="preserve"> </w:t>
+      </w:r>
+      <w:proofErr w:type="spellStart"/>
+      <w:r>
+        <w:t>liệu</w:t>
+      </w:r>
+      <w:proofErr w:type="spellEnd"/>
+      <w:r>
+        <w:t xml:space="preserve"> (ACID), </w:t>
+      </w:r>
+      <w:proofErr w:type="spellStart"/>
+      <w:r>
+        <w:t>hệ</w:t>
+      </w:r>
+      <w:proofErr w:type="spellEnd"/>
+      <w:r>
+        <w:t xml:space="preserve"> </w:t>
+      </w:r>
+      <w:proofErr w:type="spellStart"/>
+      <w:r>
+        <w:t>thống</w:t>
+      </w:r>
+      <w:proofErr w:type="spellEnd"/>
+      <w:r>
+        <w:t xml:space="preserve"> </w:t>
+      </w:r>
+      <w:proofErr w:type="spellStart"/>
+      <w:r>
+        <w:t>đề</w:t>
+      </w:r>
+      <w:proofErr w:type="spellEnd"/>
+      <w:r>
+        <w:t xml:space="preserve"> </w:t>
+      </w:r>
+      <w:proofErr w:type="spellStart"/>
+      <w:r>
+        <w:t>xuất</w:t>
+      </w:r>
+      <w:proofErr w:type="spellEnd"/>
+      <w:r>
+        <w:t xml:space="preserve"> </w:t>
+      </w:r>
+      <w:proofErr w:type="spellStart"/>
+      <w:r>
+        <w:t>sử</w:t>
+      </w:r>
+      <w:proofErr w:type="spellEnd"/>
+      <w:r>
+        <w:t xml:space="preserve"> </w:t>
+      </w:r>
+      <w:proofErr w:type="spellStart"/>
+      <w:r>
+        <w:t>dụng</w:t>
+      </w:r>
+      <w:proofErr w:type="spellEnd"/>
+      <w:r>
+        <w:t xml:space="preserve"> </w:t>
+      </w:r>
+      <w:proofErr w:type="spellStart"/>
+      <w:r>
+        <w:t>cơ</w:t>
+      </w:r>
+      <w:proofErr w:type="spellEnd"/>
+      <w:r>
+        <w:t xml:space="preserve"> </w:t>
+      </w:r>
+      <w:proofErr w:type="spellStart"/>
+      <w:r>
+        <w:t>chế</w:t>
+      </w:r>
+      <w:proofErr w:type="spellEnd"/>
+      <w:r>
+        <w:t xml:space="preserve"> </w:t>
+      </w:r>
+      <w:proofErr w:type="spellStart"/>
+      <w:r>
+        <w:t>Quản</w:t>
+      </w:r>
+      <w:proofErr w:type="spellEnd"/>
+      <w:r>
+        <w:t xml:space="preserve"> </w:t>
+      </w:r>
+      <w:proofErr w:type="spellStart"/>
+      <w:r>
+        <w:t>lý</w:t>
+      </w:r>
+      <w:proofErr w:type="spellEnd"/>
+      <w:r>
+        <w:t xml:space="preserve"> </w:t>
+      </w:r>
+      <w:proofErr w:type="spellStart"/>
+      <w:r>
+        <w:t>giao</w:t>
+      </w:r>
+      <w:proofErr w:type="spellEnd"/>
+      <w:r>
+        <w:t xml:space="preserve"> </w:t>
+      </w:r>
+      <w:proofErr w:type="spellStart"/>
+      <w:r>
+        <w:t>dịch</w:t>
+      </w:r>
+      <w:proofErr w:type="spellEnd"/>
+      <w:r>
+        <w:t xml:space="preserve"> </w:t>
+      </w:r>
+      <w:proofErr w:type="spellStart"/>
+      <w:r>
+        <w:t>khai</w:t>
+      </w:r>
+      <w:proofErr w:type="spellEnd"/>
+      <w:r>
+        <w:t xml:space="preserve"> </w:t>
+      </w:r>
+      <w:proofErr w:type="spellStart"/>
+      <w:r>
+        <w:t>báo</w:t>
+      </w:r>
+      <w:proofErr w:type="spellEnd"/>
+      <w:r>
+        <w:t xml:space="preserve"> (Declarative Transaction Management) </w:t>
+      </w:r>
+      <w:proofErr w:type="spellStart"/>
+      <w:r>
+        <w:t>thông</w:t>
+      </w:r>
+      <w:proofErr w:type="spellEnd"/>
+      <w:r>
+        <w:t xml:space="preserve"> qua Annotation </w:t>
+      </w:r>
+      <w:r>
+        <w:rPr>
+          <w:rStyle w:val="HTMLCode"/>
+        </w:rPr>
+        <w:t>@Transactional</w:t>
+      </w:r>
+      <w:r>
+        <w:t xml:space="preserve"> </w:t>
+      </w:r>
+      <w:proofErr w:type="spellStart"/>
+      <w:r>
+        <w:t>của</w:t>
+      </w:r>
+      <w:proofErr w:type="spellEnd"/>
+      <w:r>
+        <w:t xml:space="preserve"> Spring Boot.</w:t>
+      </w:r>
+    </w:p>
+    <w:p>
+      <w:pPr>
+        <w:pStyle w:val="NormalWeb"/>
+        <w:numPr>
+          <w:ilvl w:val="1"/>
+          <w:numId w:val="9"/>
+        </w:numPr>
+      </w:pPr>
+      <w:r>
+        <w:t xml:space="preserve">Khi import file Excel </w:t>
+      </w:r>
+      <w:proofErr w:type="spellStart"/>
+      <w:r>
+        <w:t>chứa</w:t>
+      </w:r>
+      <w:proofErr w:type="spellEnd"/>
+      <w:r>
+        <w:t xml:space="preserve"> </w:t>
+      </w:r>
+      <w:proofErr w:type="spellStart"/>
+      <w:r>
+        <w:t>danh</w:t>
+      </w:r>
+      <w:proofErr w:type="spellEnd"/>
+      <w:r>
+        <w:t xml:space="preserve"> </w:t>
+      </w:r>
+      <w:proofErr w:type="spellStart"/>
+      <w:r>
+        <w:t>sách</w:t>
+      </w:r>
+      <w:proofErr w:type="spellEnd"/>
+      <w:r>
+        <w:t xml:space="preserve"> </w:t>
+      </w:r>
+      <w:proofErr w:type="spellStart"/>
+      <w:r>
+        <w:t>sinh</w:t>
+      </w:r>
+      <w:proofErr w:type="spellEnd"/>
+      <w:r>
+        <w:t xml:space="preserve"> </w:t>
+      </w:r>
+      <w:proofErr w:type="spellStart"/>
+      <w:r>
+        <w:t>viên</w:t>
+      </w:r>
+      <w:proofErr w:type="spellEnd"/>
+      <w:r>
+        <w:t xml:space="preserve"> </w:t>
+      </w:r>
+      <w:proofErr w:type="spellStart"/>
+      <w:r>
+        <w:t>hoặc</w:t>
+      </w:r>
+      <w:proofErr w:type="spellEnd"/>
+      <w:r>
+        <w:t xml:space="preserve"> </w:t>
+      </w:r>
+      <w:proofErr w:type="spellStart"/>
+      <w:r>
+        <w:t>điểm</w:t>
+      </w:r>
+      <w:proofErr w:type="spellEnd"/>
+      <w:r>
+        <w:t xml:space="preserve"> </w:t>
+      </w:r>
+      <w:proofErr w:type="spellStart"/>
+      <w:r>
+        <w:t>số</w:t>
+      </w:r>
+      <w:proofErr w:type="spellEnd"/>
+      <w:r>
+        <w:t xml:space="preserve">, </w:t>
+      </w:r>
+      <w:proofErr w:type="spellStart"/>
+      <w:r>
+        <w:t>nếu</w:t>
+      </w:r>
+      <w:proofErr w:type="spellEnd"/>
+      <w:r>
+        <w:t xml:space="preserve"> </w:t>
+      </w:r>
+      <w:proofErr w:type="spellStart"/>
+      <w:r>
+        <w:t>có</w:t>
+      </w:r>
+      <w:proofErr w:type="spellEnd"/>
+      <w:r>
+        <w:t xml:space="preserve"> </w:t>
+      </w:r>
+      <w:proofErr w:type="spellStart"/>
+      <w:r>
+        <w:t>bất</w:t>
+      </w:r>
+      <w:proofErr w:type="spellEnd"/>
+      <w:r>
+        <w:t xml:space="preserve"> </w:t>
+      </w:r>
+      <w:proofErr w:type="spellStart"/>
+      <w:r>
+        <w:t>kỳ</w:t>
+      </w:r>
+      <w:proofErr w:type="spellEnd"/>
+      <w:r>
+        <w:t xml:space="preserve"> </w:t>
+      </w:r>
+      <w:proofErr w:type="spellStart"/>
+      <w:r>
+        <w:t>lỗi</w:t>
+      </w:r>
+      <w:proofErr w:type="spellEnd"/>
+      <w:r>
+        <w:t xml:space="preserve"> </w:t>
+      </w:r>
+      <w:proofErr w:type="spellStart"/>
+      <w:r>
+        <w:t>xung</w:t>
+      </w:r>
+      <w:proofErr w:type="spellEnd"/>
+      <w:r>
+        <w:t xml:space="preserve"> </w:t>
+      </w:r>
+      <w:proofErr w:type="spellStart"/>
+      <w:r>
+        <w:t>đột</w:t>
+      </w:r>
+      <w:proofErr w:type="spellEnd"/>
+      <w:r>
+        <w:t xml:space="preserve"> (Write-collision) </w:t>
+      </w:r>
+      <w:proofErr w:type="spellStart"/>
+      <w:r>
+        <w:t>hoặc</w:t>
+      </w:r>
+      <w:proofErr w:type="spellEnd"/>
+      <w:r>
+        <w:t xml:space="preserve"> </w:t>
+      </w:r>
+      <w:proofErr w:type="spellStart"/>
+      <w:r>
+        <w:t>ngắt</w:t>
+      </w:r>
+      <w:proofErr w:type="spellEnd"/>
+      <w:r>
+        <w:t xml:space="preserve"> </w:t>
+      </w:r>
+      <w:proofErr w:type="spellStart"/>
+      <w:r>
+        <w:t>kết</w:t>
+      </w:r>
+      <w:proofErr w:type="spellEnd"/>
+      <w:r>
+        <w:t xml:space="preserve"> </w:t>
+      </w:r>
+      <w:proofErr w:type="spellStart"/>
+      <w:r>
+        <w:t>nối</w:t>
+      </w:r>
+      <w:proofErr w:type="spellEnd"/>
+      <w:r>
+        <w:t xml:space="preserve"> database </w:t>
+      </w:r>
+      <w:proofErr w:type="spellStart"/>
+      <w:r>
+        <w:t>xảy</w:t>
+      </w:r>
+      <w:proofErr w:type="spellEnd"/>
+      <w:r>
+        <w:t xml:space="preserve"> ra ở </w:t>
+      </w:r>
+      <w:proofErr w:type="spellStart"/>
+      <w:r>
+        <w:t>giữa</w:t>
+      </w:r>
+      <w:proofErr w:type="spellEnd"/>
+      <w:r>
+        <w:t xml:space="preserve"> </w:t>
+      </w:r>
+      <w:proofErr w:type="spellStart"/>
+      <w:r>
+        <w:t>tiến</w:t>
+      </w:r>
+      <w:proofErr w:type="spellEnd"/>
+      <w:r>
+        <w:t xml:space="preserve"> </w:t>
+      </w:r>
+      <w:proofErr w:type="spellStart"/>
+      <w:r>
+        <w:t>trình</w:t>
+      </w:r>
+      <w:proofErr w:type="spellEnd"/>
+      <w:r>
+        <w:t xml:space="preserve">, </w:t>
+      </w:r>
+      <w:proofErr w:type="spellStart"/>
+      <w:r>
+        <w:t>toàn</w:t>
+      </w:r>
+      <w:proofErr w:type="spellEnd"/>
+      <w:r>
+        <w:t xml:space="preserve"> </w:t>
+      </w:r>
+      <w:proofErr w:type="spellStart"/>
+      <w:r>
+        <w:t>bộ</w:t>
+      </w:r>
+      <w:proofErr w:type="spellEnd"/>
+      <w:r>
+        <w:t xml:space="preserve"> </w:t>
+      </w:r>
+      <w:proofErr w:type="spellStart"/>
+      <w:r>
+        <w:t>trạng</w:t>
+      </w:r>
+      <w:proofErr w:type="spellEnd"/>
+      <w:r>
+        <w:t xml:space="preserve"> </w:t>
+      </w:r>
+      <w:proofErr w:type="spellStart"/>
+      <w:r>
+        <w:t>thái</w:t>
+      </w:r>
+      <w:proofErr w:type="spellEnd"/>
+      <w:r>
+        <w:t xml:space="preserve"> </w:t>
+      </w:r>
+      <w:proofErr w:type="spellStart"/>
+      <w:r>
+        <w:t>sẽ</w:t>
+      </w:r>
+      <w:proofErr w:type="spellEnd"/>
+      <w:r>
+        <w:t xml:space="preserve"> </w:t>
+      </w:r>
+      <w:proofErr w:type="spellStart"/>
+      <w:r>
+        <w:t>được</w:t>
+      </w:r>
+      <w:proofErr w:type="spellEnd"/>
+      <w:r>
+        <w:t xml:space="preserve"> </w:t>
+      </w:r>
+      <w:r>
+        <w:rPr>
+          <w:b/>
+          <w:bCs/>
+        </w:rPr>
+        <w:t>Rollback</w:t>
+      </w:r>
+      <w:r>
+        <w:t xml:space="preserve"> (</w:t>
+      </w:r>
+      <w:proofErr w:type="spellStart"/>
+      <w:r>
+        <w:t>hoàn</w:t>
+      </w:r>
+      <w:proofErr w:type="spellEnd"/>
+      <w:r>
+        <w:t xml:space="preserve"> </w:t>
+      </w:r>
+      <w:proofErr w:type="spellStart"/>
+      <w:r>
+        <w:t>tác</w:t>
+      </w:r>
+      <w:proofErr w:type="spellEnd"/>
+      <w:r>
+        <w:t xml:space="preserve">) </w:t>
+      </w:r>
+      <w:proofErr w:type="spellStart"/>
+      <w:r>
+        <w:t>về</w:t>
+      </w:r>
+      <w:proofErr w:type="spellEnd"/>
+      <w:r>
+        <w:t xml:space="preserve"> ban </w:t>
+      </w:r>
+      <w:proofErr w:type="spellStart"/>
+      <w:r>
+        <w:t>đầu</w:t>
+      </w:r>
+      <w:proofErr w:type="spellEnd"/>
+      <w:r>
+        <w:t xml:space="preserve">, </w:t>
+      </w:r>
+      <w:proofErr w:type="spellStart"/>
+      <w:r>
+        <w:t>ngăn</w:t>
+      </w:r>
+      <w:proofErr w:type="spellEnd"/>
+      <w:r>
+        <w:t xml:space="preserve"> </w:t>
+      </w:r>
+      <w:proofErr w:type="spellStart"/>
+      <w:r>
+        <w:t>chặn</w:t>
+      </w:r>
+      <w:proofErr w:type="spellEnd"/>
+      <w:r>
+        <w:t xml:space="preserve"> </w:t>
+      </w:r>
+      <w:proofErr w:type="spellStart"/>
+      <w:r>
+        <w:t>tình</w:t>
+      </w:r>
+      <w:proofErr w:type="spellEnd"/>
+      <w:r>
+        <w:t xml:space="preserve"> </w:t>
+      </w:r>
+      <w:proofErr w:type="spellStart"/>
+      <w:r>
+        <w:t>trạng</w:t>
+      </w:r>
+      <w:proofErr w:type="spellEnd"/>
+      <w:r>
+        <w:t xml:space="preserve"> </w:t>
+      </w:r>
+      <w:proofErr w:type="spellStart"/>
+      <w:r>
+        <w:t>dữ</w:t>
+      </w:r>
+      <w:proofErr w:type="spellEnd"/>
+      <w:r>
+        <w:t xml:space="preserve"> </w:t>
+      </w:r>
+      <w:proofErr w:type="spellStart"/>
+      <w:r>
+        <w:t>liệu</w:t>
+      </w:r>
+      <w:proofErr w:type="spellEnd"/>
+      <w:r>
+        <w:t xml:space="preserve"> </w:t>
+      </w:r>
+      <w:proofErr w:type="spellStart"/>
+      <w:r>
+        <w:t>bị</w:t>
+      </w:r>
+      <w:proofErr w:type="spellEnd"/>
+      <w:r>
+        <w:t xml:space="preserve"> </w:t>
+      </w:r>
+      <w:proofErr w:type="spellStart"/>
+      <w:r>
+        <w:t>sai</w:t>
+      </w:r>
+      <w:proofErr w:type="spellEnd"/>
+      <w:r>
+        <w:t xml:space="preserve"> </w:t>
+      </w:r>
+      <w:proofErr w:type="spellStart"/>
+      <w:r>
+        <w:t>lệch</w:t>
+      </w:r>
+      <w:proofErr w:type="spellEnd"/>
+      <w:r>
+        <w:t xml:space="preserve"> </w:t>
+      </w:r>
+      <w:proofErr w:type="spellStart"/>
+      <w:r>
+        <w:t>một</w:t>
+      </w:r>
+      <w:proofErr w:type="spellEnd"/>
+      <w:r>
+        <w:t xml:space="preserve"> </w:t>
+      </w:r>
+      <w:proofErr w:type="spellStart"/>
+      <w:r>
+        <w:t>phần</w:t>
+      </w:r>
+      <w:proofErr w:type="spellEnd"/>
+      <w:r>
+        <w:t xml:space="preserve"> (Partial data corruption).</w:t>
+      </w:r>
+    </w:p>
+    <w:p>
+      <w:pPr>
+        <w:pStyle w:val="Heading3"/>
+      </w:pPr>
+      <w:r>
+        <w:t xml:space="preserve">6.5 </w:t>
+      </w:r>
+      <w:r>
+        <w:t>Compliance Monitoring and Extension Alert Flow</w:t>
+      </w:r>
+    </w:p>
+    <w:p>
+      <w:pPr>
+        <w:pStyle w:val="NormalWeb"/>
+        <w:numPr>
+          <w:ilvl w:val="0"/>
+          <w:numId w:val="10"/>
+        </w:numPr>
+      </w:pPr>
+      <w:proofErr w:type="spellStart"/>
+      <w:r>
+        <w:rPr>
+          <w:b/>
+          <w:bCs/>
+        </w:rPr>
+        <w:t>Mục</w:t>
+      </w:r>
+      <w:proofErr w:type="spellEnd"/>
+      <w:r>
+        <w:rPr>
+          <w:b/>
+          <w:bCs/>
+        </w:rPr>
+        <w:t xml:space="preserve"> </w:t>
+      </w:r>
+      <w:proofErr w:type="spellStart"/>
+      <w:r>
+        <w:rPr>
+          <w:b/>
+          <w:bCs/>
+        </w:rPr>
+        <w:t>tiêu</w:t>
+      </w:r>
+      <w:proofErr w:type="spellEnd"/>
+      <w:r>
+        <w:rPr>
+          <w:b/>
+          <w:bCs/>
+        </w:rPr>
+        <w:t>:</w:t>
+      </w:r>
+      <w:r>
+        <w:t xml:space="preserve"> </w:t>
+      </w:r>
+      <w:proofErr w:type="spellStart"/>
+      <w:r>
+        <w:t>Mô</w:t>
+      </w:r>
+      <w:proofErr w:type="spellEnd"/>
+      <w:r>
+        <w:t xml:space="preserve"> </w:t>
+      </w:r>
+      <w:proofErr w:type="spellStart"/>
+      <w:r>
+        <w:t>tả</w:t>
+      </w:r>
+      <w:proofErr w:type="spellEnd"/>
+      <w:r>
+        <w:t xml:space="preserve"> logic </w:t>
+      </w:r>
+      <w:proofErr w:type="spellStart"/>
+      <w:r>
+        <w:t>của</w:t>
+      </w:r>
+      <w:proofErr w:type="spellEnd"/>
+      <w:r>
+        <w:t xml:space="preserve"> </w:t>
+      </w:r>
+      <w:proofErr w:type="spellStart"/>
+      <w:r>
+        <w:t>tính</w:t>
+      </w:r>
+      <w:proofErr w:type="spellEnd"/>
+      <w:r>
+        <w:t xml:space="preserve"> </w:t>
+      </w:r>
+      <w:proofErr w:type="spellStart"/>
+      <w:r>
+        <w:t>năng</w:t>
+      </w:r>
+      <w:proofErr w:type="spellEnd"/>
+      <w:r>
+        <w:t xml:space="preserve"> </w:t>
+      </w:r>
+      <w:proofErr w:type="spellStart"/>
+      <w:r>
+        <w:t>tự</w:t>
+      </w:r>
+      <w:proofErr w:type="spellEnd"/>
+      <w:r>
+        <w:t xml:space="preserve"> </w:t>
+      </w:r>
+      <w:proofErr w:type="spellStart"/>
+      <w:r>
+        <w:t>động</w:t>
+      </w:r>
+      <w:proofErr w:type="spellEnd"/>
+      <w:r>
+        <w:t xml:space="preserve"> </w:t>
+      </w:r>
+      <w:proofErr w:type="spellStart"/>
+      <w:r>
+        <w:t>cảnh</w:t>
+      </w:r>
+      <w:proofErr w:type="spellEnd"/>
+      <w:r>
+        <w:t xml:space="preserve"> </w:t>
+      </w:r>
+      <w:proofErr w:type="spellStart"/>
+      <w:r>
+        <w:t>báo</w:t>
+      </w:r>
+      <w:proofErr w:type="spellEnd"/>
+      <w:r>
+        <w:t xml:space="preserve"> </w:t>
+      </w:r>
+      <w:proofErr w:type="spellStart"/>
+      <w:r>
+        <w:t>nghỉ</w:t>
+      </w:r>
+      <w:proofErr w:type="spellEnd"/>
+      <w:r>
+        <w:t xml:space="preserve"> </w:t>
+      </w:r>
+      <w:proofErr w:type="spellStart"/>
+      <w:r>
+        <w:t>học</w:t>
+      </w:r>
+      <w:proofErr w:type="spellEnd"/>
+      <w:r>
+        <w:t>.</w:t>
+      </w:r>
+    </w:p>
+    <w:p>
+      <w:pPr>
+        <w:pStyle w:val="NormalWeb"/>
+        <w:numPr>
+          <w:ilvl w:val="1"/>
+          <w:numId w:val="10"/>
+        </w:numPr>
+      </w:pPr>
+      <w:proofErr w:type="spellStart"/>
+      <w:r>
+        <w:t>Hệ</w:t>
+      </w:r>
+      <w:proofErr w:type="spellEnd"/>
+      <w:r>
+        <w:t xml:space="preserve"> </w:t>
+      </w:r>
+      <w:proofErr w:type="spellStart"/>
+      <w:r>
+        <w:t>thống</w:t>
+      </w:r>
+      <w:proofErr w:type="spellEnd"/>
+      <w:r>
+        <w:t xml:space="preserve"> </w:t>
+      </w:r>
+      <w:proofErr w:type="spellStart"/>
+      <w:r>
+        <w:t>chạy</w:t>
+      </w:r>
+      <w:proofErr w:type="spellEnd"/>
+      <w:r>
+        <w:t xml:space="preserve"> </w:t>
+      </w:r>
+      <w:proofErr w:type="spellStart"/>
+      <w:r>
+        <w:t>một</w:t>
+      </w:r>
+      <w:proofErr w:type="spellEnd"/>
+      <w:r>
+        <w:t xml:space="preserve"> </w:t>
+      </w:r>
+      <w:proofErr w:type="spellStart"/>
+      <w:r>
+        <w:t>tiến</w:t>
+      </w:r>
+      <w:proofErr w:type="spellEnd"/>
+      <w:r>
+        <w:t xml:space="preserve"> </w:t>
+      </w:r>
+      <w:proofErr w:type="spellStart"/>
+      <w:r>
+        <w:t>trình</w:t>
+      </w:r>
+      <w:proofErr w:type="spellEnd"/>
+      <w:r>
+        <w:t xml:space="preserve"> </w:t>
+      </w:r>
+      <w:proofErr w:type="spellStart"/>
+      <w:r>
+        <w:t>ngầm</w:t>
+      </w:r>
+      <w:proofErr w:type="spellEnd"/>
+      <w:r>
+        <w:t xml:space="preserve"> (Background Engine) </w:t>
+      </w:r>
+      <w:proofErr w:type="spellStart"/>
+      <w:r>
+        <w:t>định</w:t>
+      </w:r>
+      <w:proofErr w:type="spellEnd"/>
+      <w:r>
+        <w:t xml:space="preserve"> </w:t>
+      </w:r>
+      <w:proofErr w:type="spellStart"/>
+      <w:r>
+        <w:t>kỳ</w:t>
+      </w:r>
+      <w:proofErr w:type="spellEnd"/>
+      <w:r>
+        <w:t xml:space="preserve"> </w:t>
+      </w:r>
+      <w:proofErr w:type="spellStart"/>
+      <w:r>
+        <w:t>quét</w:t>
+      </w:r>
+      <w:proofErr w:type="spellEnd"/>
+      <w:r>
+        <w:t xml:space="preserve"> </w:t>
+      </w:r>
+      <w:proofErr w:type="spellStart"/>
+      <w:r>
+        <w:t>bảng</w:t>
+      </w:r>
+      <w:proofErr w:type="spellEnd"/>
+      <w:r>
+        <w:t xml:space="preserve"> </w:t>
+      </w:r>
+      <w:r>
+        <w:rPr>
+          <w:rStyle w:val="HTMLCode"/>
+        </w:rPr>
+        <w:t>ATTENDANCE</w:t>
+      </w:r>
+      <w:r>
+        <w:t>.</w:t>
+      </w:r>
+    </w:p>
+    <w:p>
+      <w:pPr>
+        <w:pStyle w:val="NormalWeb"/>
+        <w:numPr>
+          <w:ilvl w:val="1"/>
+          <w:numId w:val="10"/>
+        </w:numPr>
+      </w:pPr>
+      <w:proofErr w:type="spellStart"/>
+      <w:r>
+        <w:t>Nếu</w:t>
+      </w:r>
+      <w:proofErr w:type="spellEnd"/>
+      <w:r>
+        <w:t xml:space="preserve"> </w:t>
+      </w:r>
+      <w:proofErr w:type="spellStart"/>
+      <w:r>
+        <w:t>tỷ</w:t>
+      </w:r>
+      <w:proofErr w:type="spellEnd"/>
+      <w:r>
+        <w:t xml:space="preserve"> </w:t>
+      </w:r>
+      <w:proofErr w:type="spellStart"/>
+      <w:r>
+        <w:t>lệ</w:t>
+      </w:r>
+      <w:proofErr w:type="spellEnd"/>
+      <w:r>
+        <w:t xml:space="preserve"> </w:t>
+      </w:r>
+      <w:proofErr w:type="spellStart"/>
+      <w:r>
+        <w:t>vắng</w:t>
+      </w:r>
+      <w:proofErr w:type="spellEnd"/>
+      <w:r>
+        <w:t xml:space="preserve"> </w:t>
+      </w:r>
+      <w:proofErr w:type="spellStart"/>
+      <w:r>
+        <w:t>mặt</w:t>
+      </w:r>
+      <w:proofErr w:type="spellEnd"/>
+      <w:r>
+        <w:t xml:space="preserve"> </w:t>
+      </w:r>
+      <w:proofErr w:type="spellStart"/>
+      <w:r>
+        <w:t>của</w:t>
+      </w:r>
+      <w:proofErr w:type="spellEnd"/>
+      <w:r>
+        <w:t xml:space="preserve"> </w:t>
+      </w:r>
+      <w:proofErr w:type="spellStart"/>
+      <w:r>
+        <w:t>một</w:t>
+      </w:r>
+      <w:proofErr w:type="spellEnd"/>
+      <w:r>
+        <w:t xml:space="preserve"> </w:t>
+      </w:r>
+      <w:r>
+        <w:rPr>
+          <w:rStyle w:val="HTMLCode"/>
+        </w:rPr>
+        <w:t>STUDENT</w:t>
+      </w:r>
+      <w:r>
+        <w:t xml:space="preserve"> </w:t>
+      </w:r>
+      <w:proofErr w:type="spellStart"/>
+      <w:r>
+        <w:t>vượt</w:t>
+      </w:r>
+      <w:proofErr w:type="spellEnd"/>
+      <w:r>
+        <w:t xml:space="preserve"> </w:t>
+      </w:r>
+      <w:proofErr w:type="spellStart"/>
+      <w:r>
+        <w:t>quá</w:t>
+      </w:r>
+      <w:proofErr w:type="spellEnd"/>
+      <w:r>
+        <w:t xml:space="preserve"> </w:t>
+      </w:r>
+      <w:proofErr w:type="spellStart"/>
+      <w:r>
+        <w:t>ngưỡng</w:t>
+      </w:r>
+      <w:proofErr w:type="spellEnd"/>
+      <w:r>
+        <w:t xml:space="preserve"> </w:t>
+      </w:r>
+      <w:proofErr w:type="spellStart"/>
+      <w:r>
+        <w:t>quy</w:t>
+      </w:r>
+      <w:proofErr w:type="spellEnd"/>
+      <w:r>
+        <w:t xml:space="preserve"> </w:t>
+      </w:r>
+      <w:proofErr w:type="spellStart"/>
+      <w:r>
+        <w:t>định</w:t>
+      </w:r>
+      <w:proofErr w:type="spellEnd"/>
+      <w:r>
+        <w:t xml:space="preserve"> </w:t>
+      </w:r>
+      <w:proofErr w:type="spellStart"/>
+      <w:r>
+        <w:t>của</w:t>
+      </w:r>
+      <w:proofErr w:type="spellEnd"/>
+      <w:r>
+        <w:t xml:space="preserve"> </w:t>
+      </w:r>
+      <w:proofErr w:type="spellStart"/>
+      <w:r>
+        <w:t>học</w:t>
+      </w:r>
+      <w:proofErr w:type="spellEnd"/>
+      <w:r>
+        <w:t xml:space="preserve"> </w:t>
+      </w:r>
+      <w:proofErr w:type="spellStart"/>
+      <w:r>
+        <w:t>viện</w:t>
+      </w:r>
+      <w:proofErr w:type="spellEnd"/>
+      <w:r>
+        <w:t xml:space="preserve"> (Threshold), </w:t>
+      </w:r>
+      <w:proofErr w:type="spellStart"/>
+      <w:r>
+        <w:t>hệ</w:t>
+      </w:r>
+      <w:proofErr w:type="spellEnd"/>
+      <w:r>
+        <w:t xml:space="preserve"> </w:t>
+      </w:r>
+      <w:proofErr w:type="spellStart"/>
+      <w:r>
+        <w:t>thống</w:t>
+      </w:r>
+      <w:proofErr w:type="spellEnd"/>
+      <w:r>
+        <w:t xml:space="preserve"> </w:t>
+      </w:r>
+      <w:proofErr w:type="spellStart"/>
+      <w:r>
+        <w:t>sẽ</w:t>
+      </w:r>
+      <w:proofErr w:type="spellEnd"/>
+      <w:r>
+        <w:t xml:space="preserve"> </w:t>
+      </w:r>
+      <w:proofErr w:type="spellStart"/>
+      <w:r>
+        <w:t>kích</w:t>
+      </w:r>
+      <w:proofErr w:type="spellEnd"/>
+      <w:r>
+        <w:t xml:space="preserve"> </w:t>
+      </w:r>
+      <w:proofErr w:type="spellStart"/>
+      <w:r>
+        <w:t>hoạt</w:t>
+      </w:r>
+      <w:proofErr w:type="spellEnd"/>
+      <w:r>
+        <w:t xml:space="preserve"> </w:t>
+      </w:r>
+      <w:proofErr w:type="spellStart"/>
+      <w:r>
+        <w:t>một</w:t>
+      </w:r>
+      <w:proofErr w:type="spellEnd"/>
+      <w:r>
+        <w:t xml:space="preserve"> </w:t>
+      </w:r>
+      <w:proofErr w:type="spellStart"/>
+      <w:r>
+        <w:t>luồng</w:t>
+      </w:r>
+      <w:proofErr w:type="spellEnd"/>
+      <w:r>
+        <w:t xml:space="preserve"> </w:t>
+      </w:r>
+      <w:proofErr w:type="spellStart"/>
+      <w:r>
+        <w:t>mở</w:t>
+      </w:r>
+      <w:proofErr w:type="spellEnd"/>
+      <w:r>
+        <w:t xml:space="preserve"> </w:t>
+      </w:r>
+      <w:proofErr w:type="spellStart"/>
+      <w:r>
+        <w:t>rộng</w:t>
+      </w:r>
+      <w:proofErr w:type="spellEnd"/>
+      <w:r>
+        <w:t xml:space="preserve"> (</w:t>
+      </w:r>
+      <w:r>
+        <w:rPr>
+          <w:rStyle w:val="HTMLCode"/>
+        </w:rPr>
+        <w:t>&lt;&lt;extend&gt;&gt;</w:t>
+      </w:r>
+      <w:r>
+        <w:t xml:space="preserve">) </w:t>
+      </w:r>
+      <w:proofErr w:type="spellStart"/>
+      <w:r>
+        <w:t>để</w:t>
+      </w:r>
+      <w:proofErr w:type="spellEnd"/>
+      <w:r>
+        <w:t xml:space="preserve"> </w:t>
+      </w:r>
+      <w:proofErr w:type="spellStart"/>
+      <w:r>
+        <w:t>gửi</w:t>
+      </w:r>
+      <w:proofErr w:type="spellEnd"/>
+      <w:r>
+        <w:t xml:space="preserve"> </w:t>
+      </w:r>
+      <w:proofErr w:type="spellStart"/>
+      <w:r>
+        <w:t>cảnh</w:t>
+      </w:r>
+      <w:proofErr w:type="spellEnd"/>
+      <w:r>
+        <w:t xml:space="preserve"> </w:t>
+      </w:r>
+      <w:proofErr w:type="spellStart"/>
+      <w:r>
+        <w:t>báo</w:t>
+      </w:r>
+      <w:proofErr w:type="spellEnd"/>
+      <w:r>
+        <w:t xml:space="preserve"> </w:t>
+      </w:r>
+      <w:proofErr w:type="spellStart"/>
+      <w:r>
+        <w:t>trực</w:t>
+      </w:r>
+      <w:proofErr w:type="spellEnd"/>
+      <w:r>
+        <w:t xml:space="preserve"> </w:t>
+      </w:r>
+      <w:proofErr w:type="spellStart"/>
+      <w:r>
+        <w:t>tiếp</w:t>
+      </w:r>
+      <w:proofErr w:type="spellEnd"/>
+      <w:r>
+        <w:t xml:space="preserve"> </w:t>
+      </w:r>
+      <w:proofErr w:type="spellStart"/>
+      <w:r>
+        <w:t>lên</w:t>
+      </w:r>
+      <w:proofErr w:type="spellEnd"/>
+      <w:r>
+        <w:t xml:space="preserve"> </w:t>
+      </w:r>
+      <w:proofErr w:type="spellStart"/>
+      <w:r>
+        <w:t>bảng</w:t>
+      </w:r>
+      <w:proofErr w:type="spellEnd"/>
+      <w:r>
+        <w:t xml:space="preserve"> </w:t>
+      </w:r>
+      <w:proofErr w:type="spellStart"/>
+      <w:r>
+        <w:t>điều</w:t>
+      </w:r>
+      <w:proofErr w:type="spellEnd"/>
+      <w:r>
+        <w:t xml:space="preserve"> </w:t>
+      </w:r>
+      <w:proofErr w:type="spellStart"/>
+      <w:r>
+        <w:t>khiển</w:t>
+      </w:r>
+      <w:proofErr w:type="spellEnd"/>
+      <w:r>
+        <w:t xml:space="preserve"> (Notification Dashboard) </w:t>
+      </w:r>
+      <w:proofErr w:type="spellStart"/>
+      <w:r>
+        <w:t>của</w:t>
+      </w:r>
+      <w:proofErr w:type="spellEnd"/>
+      <w:r>
+        <w:t xml:space="preserve"> </w:t>
+      </w:r>
+      <w:proofErr w:type="spellStart"/>
+      <w:r>
+        <w:t>cả</w:t>
+      </w:r>
+      <w:proofErr w:type="spellEnd"/>
+      <w:r>
+        <w:t xml:space="preserve"> </w:t>
+      </w:r>
+      <w:proofErr w:type="spellStart"/>
+      <w:r>
+        <w:t>Sinh</w:t>
+      </w:r>
+      <w:proofErr w:type="spellEnd"/>
+      <w:r>
+        <w:t xml:space="preserve"> </w:t>
+      </w:r>
+      <w:proofErr w:type="spellStart"/>
+      <w:r>
+        <w:t>viên</w:t>
+      </w:r>
+      <w:proofErr w:type="spellEnd"/>
+      <w:r>
+        <w:t xml:space="preserve"> </w:t>
+      </w:r>
+      <w:proofErr w:type="spellStart"/>
+      <w:r>
+        <w:t>và</w:t>
+      </w:r>
+      <w:proofErr w:type="spellEnd"/>
+      <w:r>
+        <w:t xml:space="preserve"> </w:t>
+      </w:r>
+      <w:proofErr w:type="spellStart"/>
+      <w:r>
+        <w:t>Giảng</w:t>
+      </w:r>
+      <w:proofErr w:type="spellEnd"/>
+      <w:r>
+        <w:t xml:space="preserve"> </w:t>
+      </w:r>
+      <w:proofErr w:type="spellStart"/>
+      <w:r>
+        <w:t>viên</w:t>
+      </w:r>
+      <w:proofErr w:type="spellEnd"/>
+      <w:r>
+        <w:t xml:space="preserve"> </w:t>
+      </w:r>
+      <w:proofErr w:type="spellStart"/>
+      <w:r>
+        <w:t>quản</w:t>
+      </w:r>
+      <w:proofErr w:type="spellEnd"/>
+      <w:r>
+        <w:t xml:space="preserve"> </w:t>
+      </w:r>
+      <w:proofErr w:type="spellStart"/>
+      <w:r>
+        <w:t>lý</w:t>
+      </w:r>
+      <w:proofErr w:type="spellEnd"/>
+      <w:r>
+        <w:t>.</w:t>
       </w:r>
     </w:p>
     <w:p/>
@@ -2604,6 +7166,304 @@
     </w:lvl>
   </w:abstractNum>
   <w:abstractNum w:abstractNumId="1" w15:restartNumberingAfterBreak="0">
+    <w:nsid w:val="0B114ADE"/>
+    <w:multiLevelType w:val="multilevel"/>
+    <w:tmpl w:val="D88877F6"/>
+    <w:lvl w:ilvl="0">
+      <w:start w:val="1"/>
+      <w:numFmt w:val="bullet"/>
+      <w:lvlText w:val=""/>
+      <w:lvlJc w:val="left"/>
+      <w:pPr>
+        <w:tabs>
+          <w:tab w:val="num" w:pos="720"/>
+        </w:tabs>
+        <w:ind w:left="720" w:hanging="360"/>
+      </w:pPr>
+      <w:rPr>
+        <w:rFonts w:ascii="Symbol" w:hAnsi="Symbol" w:hint="default"/>
+        <w:sz w:val="20"/>
+      </w:rPr>
+    </w:lvl>
+    <w:lvl w:ilvl="1">
+      <w:start w:val="1"/>
+      <w:numFmt w:val="bullet"/>
+      <w:lvlText w:val="o"/>
+      <w:lvlJc w:val="left"/>
+      <w:pPr>
+        <w:tabs>
+          <w:tab w:val="num" w:pos="1440"/>
+        </w:tabs>
+        <w:ind w:left="1440" w:hanging="360"/>
+      </w:pPr>
+      <w:rPr>
+        <w:rFonts w:ascii="Courier New" w:hAnsi="Courier New" w:hint="default"/>
+        <w:sz w:val="20"/>
+      </w:rPr>
+    </w:lvl>
+    <w:lvl w:ilvl="2" w:tentative="1">
+      <w:start w:val="1"/>
+      <w:numFmt w:val="bullet"/>
+      <w:lvlText w:val=""/>
+      <w:lvlJc w:val="left"/>
+      <w:pPr>
+        <w:tabs>
+          <w:tab w:val="num" w:pos="2160"/>
+        </w:tabs>
+        <w:ind w:left="2160" w:hanging="360"/>
+      </w:pPr>
+      <w:rPr>
+        <w:rFonts w:ascii="Wingdings" w:hAnsi="Wingdings" w:hint="default"/>
+        <w:sz w:val="20"/>
+      </w:rPr>
+    </w:lvl>
+    <w:lvl w:ilvl="3" w:tentative="1">
+      <w:start w:val="1"/>
+      <w:numFmt w:val="bullet"/>
+      <w:lvlText w:val=""/>
+      <w:lvlJc w:val="left"/>
+      <w:pPr>
+        <w:tabs>
+          <w:tab w:val="num" w:pos="2880"/>
+        </w:tabs>
+        <w:ind w:left="2880" w:hanging="360"/>
+      </w:pPr>
+      <w:rPr>
+        <w:rFonts w:ascii="Wingdings" w:hAnsi="Wingdings" w:hint="default"/>
+        <w:sz w:val="20"/>
+      </w:rPr>
+    </w:lvl>
+    <w:lvl w:ilvl="4" w:tentative="1">
+      <w:start w:val="1"/>
+      <w:numFmt w:val="bullet"/>
+      <w:lvlText w:val=""/>
+      <w:lvlJc w:val="left"/>
+      <w:pPr>
+        <w:tabs>
+          <w:tab w:val="num" w:pos="3600"/>
+        </w:tabs>
+        <w:ind w:left="3600" w:hanging="360"/>
+      </w:pPr>
+      <w:rPr>
+        <w:rFonts w:ascii="Wingdings" w:hAnsi="Wingdings" w:hint="default"/>
+        <w:sz w:val="20"/>
+      </w:rPr>
+    </w:lvl>
+    <w:lvl w:ilvl="5" w:tentative="1">
+      <w:start w:val="1"/>
+      <w:numFmt w:val="bullet"/>
+      <w:lvlText w:val=""/>
+      <w:lvlJc w:val="left"/>
+      <w:pPr>
+        <w:tabs>
+          <w:tab w:val="num" w:pos="4320"/>
+        </w:tabs>
+        <w:ind w:left="4320" w:hanging="360"/>
+      </w:pPr>
+      <w:rPr>
+        <w:rFonts w:ascii="Wingdings" w:hAnsi="Wingdings" w:hint="default"/>
+        <w:sz w:val="20"/>
+      </w:rPr>
+    </w:lvl>
+    <w:lvl w:ilvl="6" w:tentative="1">
+      <w:start w:val="1"/>
+      <w:numFmt w:val="bullet"/>
+      <w:lvlText w:val=""/>
+      <w:lvlJc w:val="left"/>
+      <w:pPr>
+        <w:tabs>
+          <w:tab w:val="num" w:pos="5040"/>
+        </w:tabs>
+        <w:ind w:left="5040" w:hanging="360"/>
+      </w:pPr>
+      <w:rPr>
+        <w:rFonts w:ascii="Wingdings" w:hAnsi="Wingdings" w:hint="default"/>
+        <w:sz w:val="20"/>
+      </w:rPr>
+    </w:lvl>
+    <w:lvl w:ilvl="7" w:tentative="1">
+      <w:start w:val="1"/>
+      <w:numFmt w:val="bullet"/>
+      <w:lvlText w:val=""/>
+      <w:lvlJc w:val="left"/>
+      <w:pPr>
+        <w:tabs>
+          <w:tab w:val="num" w:pos="5760"/>
+        </w:tabs>
+        <w:ind w:left="5760" w:hanging="360"/>
+      </w:pPr>
+      <w:rPr>
+        <w:rFonts w:ascii="Wingdings" w:hAnsi="Wingdings" w:hint="default"/>
+        <w:sz w:val="20"/>
+      </w:rPr>
+    </w:lvl>
+    <w:lvl w:ilvl="8" w:tentative="1">
+      <w:start w:val="1"/>
+      <w:numFmt w:val="bullet"/>
+      <w:lvlText w:val=""/>
+      <w:lvlJc w:val="left"/>
+      <w:pPr>
+        <w:tabs>
+          <w:tab w:val="num" w:pos="6480"/>
+        </w:tabs>
+        <w:ind w:left="6480" w:hanging="360"/>
+      </w:pPr>
+      <w:rPr>
+        <w:rFonts w:ascii="Wingdings" w:hAnsi="Wingdings" w:hint="default"/>
+        <w:sz w:val="20"/>
+      </w:rPr>
+    </w:lvl>
+  </w:abstractNum>
+  <w:abstractNum w:abstractNumId="2" w15:restartNumberingAfterBreak="0">
+    <w:nsid w:val="17F65D87"/>
+    <w:multiLevelType w:val="multilevel"/>
+    <w:tmpl w:val="AF68B094"/>
+    <w:lvl w:ilvl="0">
+      <w:start w:val="1"/>
+      <w:numFmt w:val="bullet"/>
+      <w:lvlText w:val=""/>
+      <w:lvlJc w:val="left"/>
+      <w:pPr>
+        <w:tabs>
+          <w:tab w:val="num" w:pos="720"/>
+        </w:tabs>
+        <w:ind w:left="720" w:hanging="360"/>
+      </w:pPr>
+      <w:rPr>
+        <w:rFonts w:ascii="Symbol" w:hAnsi="Symbol" w:hint="default"/>
+        <w:sz w:val="20"/>
+      </w:rPr>
+    </w:lvl>
+    <w:lvl w:ilvl="1">
+      <w:start w:val="1"/>
+      <w:numFmt w:val="bullet"/>
+      <w:lvlText w:val="o"/>
+      <w:lvlJc w:val="left"/>
+      <w:pPr>
+        <w:tabs>
+          <w:tab w:val="num" w:pos="1440"/>
+        </w:tabs>
+        <w:ind w:left="1440" w:hanging="360"/>
+      </w:pPr>
+      <w:rPr>
+        <w:rFonts w:ascii="Courier New" w:hAnsi="Courier New" w:hint="default"/>
+        <w:sz w:val="20"/>
+      </w:rPr>
+    </w:lvl>
+    <w:lvl w:ilvl="2" w:tentative="1">
+      <w:start w:val="1"/>
+      <w:numFmt w:val="bullet"/>
+      <w:lvlText w:val=""/>
+      <w:lvlJc w:val="left"/>
+      <w:pPr>
+        <w:tabs>
+          <w:tab w:val="num" w:pos="2160"/>
+        </w:tabs>
+        <w:ind w:left="2160" w:hanging="360"/>
+      </w:pPr>
+      <w:rPr>
+        <w:rFonts w:ascii="Wingdings" w:hAnsi="Wingdings" w:hint="default"/>
+        <w:sz w:val="20"/>
+      </w:rPr>
+    </w:lvl>
+    <w:lvl w:ilvl="3" w:tentative="1">
+      <w:start w:val="1"/>
+      <w:numFmt w:val="bullet"/>
+      <w:lvlText w:val=""/>
+      <w:lvlJc w:val="left"/>
+      <w:pPr>
+        <w:tabs>
+          <w:tab w:val="num" w:pos="2880"/>
+        </w:tabs>
+        <w:ind w:left="2880" w:hanging="360"/>
+      </w:pPr>
+      <w:rPr>
+        <w:rFonts w:ascii="Wingdings" w:hAnsi="Wingdings" w:hint="default"/>
+        <w:sz w:val="20"/>
+      </w:rPr>
+    </w:lvl>
+    <w:lvl w:ilvl="4" w:tentative="1">
+      <w:start w:val="1"/>
+      <w:numFmt w:val="bullet"/>
+      <w:lvlText w:val=""/>
+      <w:lvlJc w:val="left"/>
+      <w:pPr>
+        <w:tabs>
+          <w:tab w:val="num" w:pos="3600"/>
+        </w:tabs>
+        <w:ind w:left="3600" w:hanging="360"/>
+      </w:pPr>
+      <w:rPr>
+        <w:rFonts w:ascii="Wingdings" w:hAnsi="Wingdings" w:hint="default"/>
+        <w:sz w:val="20"/>
+      </w:rPr>
+    </w:lvl>
+    <w:lvl w:ilvl="5" w:tentative="1">
+      <w:start w:val="1"/>
+      <w:numFmt w:val="bullet"/>
+      <w:lvlText w:val=""/>
+      <w:lvlJc w:val="left"/>
+      <w:pPr>
+        <w:tabs>
+          <w:tab w:val="num" w:pos="4320"/>
+        </w:tabs>
+        <w:ind w:left="4320" w:hanging="360"/>
+      </w:pPr>
+      <w:rPr>
+        <w:rFonts w:ascii="Wingdings" w:hAnsi="Wingdings" w:hint="default"/>
+        <w:sz w:val="20"/>
+      </w:rPr>
+    </w:lvl>
+    <w:lvl w:ilvl="6" w:tentative="1">
+      <w:start w:val="1"/>
+      <w:numFmt w:val="bullet"/>
+      <w:lvlText w:val=""/>
+      <w:lvlJc w:val="left"/>
+      <w:pPr>
+        <w:tabs>
+          <w:tab w:val="num" w:pos="5040"/>
+        </w:tabs>
+        <w:ind w:left="5040" w:hanging="360"/>
+      </w:pPr>
+      <w:rPr>
+        <w:rFonts w:ascii="Wingdings" w:hAnsi="Wingdings" w:hint="default"/>
+        <w:sz w:val="20"/>
+      </w:rPr>
+    </w:lvl>
+    <w:lvl w:ilvl="7" w:tentative="1">
+      <w:start w:val="1"/>
+      <w:numFmt w:val="bullet"/>
+      <w:lvlText w:val=""/>
+      <w:lvlJc w:val="left"/>
+      <w:pPr>
+        <w:tabs>
+          <w:tab w:val="num" w:pos="5760"/>
+        </w:tabs>
+        <w:ind w:left="5760" w:hanging="360"/>
+      </w:pPr>
+      <w:rPr>
+        <w:rFonts w:ascii="Wingdings" w:hAnsi="Wingdings" w:hint="default"/>
+        <w:sz w:val="20"/>
+      </w:rPr>
+    </w:lvl>
+    <w:lvl w:ilvl="8" w:tentative="1">
+      <w:start w:val="1"/>
+      <w:numFmt w:val="bullet"/>
+      <w:lvlText w:val=""/>
+      <w:lvlJc w:val="left"/>
+      <w:pPr>
+        <w:tabs>
+          <w:tab w:val="num" w:pos="6480"/>
+        </w:tabs>
+        <w:ind w:left="6480" w:hanging="360"/>
+      </w:pPr>
+      <w:rPr>
+        <w:rFonts w:ascii="Wingdings" w:hAnsi="Wingdings" w:hint="default"/>
+        <w:sz w:val="20"/>
+      </w:rPr>
+    </w:lvl>
+  </w:abstractNum>
+  <w:abstractNum w:abstractNumId="3" w15:restartNumberingAfterBreak="0">
     <w:nsid w:val="1878759C"/>
     <w:multiLevelType w:val="multilevel"/>
     <w:tmpl w:val="88B29492"/>
@@ -2752,7 +7612,156 @@
       </w:rPr>
     </w:lvl>
   </w:abstractNum>
-  <w:abstractNum w:abstractNumId="2" w15:restartNumberingAfterBreak="0">
+  <w:abstractNum w:abstractNumId="4" w15:restartNumberingAfterBreak="0">
+    <w:nsid w:val="1CD07F17"/>
+    <w:multiLevelType w:val="multilevel"/>
+    <w:tmpl w:val="BFEAEEB8"/>
+    <w:lvl w:ilvl="0">
+      <w:start w:val="1"/>
+      <w:numFmt w:val="bullet"/>
+      <w:lvlText w:val=""/>
+      <w:lvlJc w:val="left"/>
+      <w:pPr>
+        <w:tabs>
+          <w:tab w:val="num" w:pos="720"/>
+        </w:tabs>
+        <w:ind w:left="720" w:hanging="360"/>
+      </w:pPr>
+      <w:rPr>
+        <w:rFonts w:ascii="Symbol" w:hAnsi="Symbol" w:hint="default"/>
+        <w:sz w:val="20"/>
+      </w:rPr>
+    </w:lvl>
+    <w:lvl w:ilvl="1">
+      <w:start w:val="1"/>
+      <w:numFmt w:val="bullet"/>
+      <w:lvlText w:val="o"/>
+      <w:lvlJc w:val="left"/>
+      <w:pPr>
+        <w:tabs>
+          <w:tab w:val="num" w:pos="1440"/>
+        </w:tabs>
+        <w:ind w:left="1440" w:hanging="360"/>
+      </w:pPr>
+      <w:rPr>
+        <w:rFonts w:ascii="Courier New" w:hAnsi="Courier New" w:hint="default"/>
+        <w:sz w:val="20"/>
+      </w:rPr>
+    </w:lvl>
+    <w:lvl w:ilvl="2" w:tentative="1">
+      <w:start w:val="1"/>
+      <w:numFmt w:val="bullet"/>
+      <w:lvlText w:val=""/>
+      <w:lvlJc w:val="left"/>
+      <w:pPr>
+        <w:tabs>
+          <w:tab w:val="num" w:pos="2160"/>
+        </w:tabs>
+        <w:ind w:left="2160" w:hanging="360"/>
+      </w:pPr>
+      <w:rPr>
+        <w:rFonts w:ascii="Wingdings" w:hAnsi="Wingdings" w:hint="default"/>
+        <w:sz w:val="20"/>
+      </w:rPr>
+    </w:lvl>
+    <w:lvl w:ilvl="3" w:tentative="1">
+      <w:start w:val="1"/>
+      <w:numFmt w:val="bullet"/>
+      <w:lvlText w:val=""/>
+      <w:lvlJc w:val="left"/>
+      <w:pPr>
+        <w:tabs>
+          <w:tab w:val="num" w:pos="2880"/>
+        </w:tabs>
+        <w:ind w:left="2880" w:hanging="360"/>
+      </w:pPr>
+      <w:rPr>
+        <w:rFonts w:ascii="Wingdings" w:hAnsi="Wingdings" w:hint="default"/>
+        <w:sz w:val="20"/>
+      </w:rPr>
+    </w:lvl>
+    <w:lvl w:ilvl="4" w:tentative="1">
+      <w:start w:val="1"/>
+      <w:numFmt w:val="bullet"/>
+      <w:lvlText w:val=""/>
+      <w:lvlJc w:val="left"/>
+      <w:pPr>
+        <w:tabs>
+          <w:tab w:val="num" w:pos="3600"/>
+        </w:tabs>
+        <w:ind w:left="3600" w:hanging="360"/>
+      </w:pPr>
+      <w:rPr>
+        <w:rFonts w:ascii="Wingdings" w:hAnsi="Wingdings" w:hint="default"/>
+        <w:sz w:val="20"/>
+      </w:rPr>
+    </w:lvl>
+    <w:lvl w:ilvl="5" w:tentative="1">
+      <w:start w:val="1"/>
+      <w:numFmt w:val="bullet"/>
+      <w:lvlText w:val=""/>
+      <w:lvlJc w:val="left"/>
+      <w:pPr>
+        <w:tabs>
+          <w:tab w:val="num" w:pos="4320"/>
+        </w:tabs>
+        <w:ind w:left="4320" w:hanging="360"/>
+      </w:pPr>
+      <w:rPr>
+        <w:rFonts w:ascii="Wingdings" w:hAnsi="Wingdings" w:hint="default"/>
+        <w:sz w:val="20"/>
+      </w:rPr>
+    </w:lvl>
+    <w:lvl w:ilvl="6" w:tentative="1">
+      <w:start w:val="1"/>
+      <w:numFmt w:val="bullet"/>
+      <w:lvlText w:val=""/>
+      <w:lvlJc w:val="left"/>
+      <w:pPr>
+        <w:tabs>
+          <w:tab w:val="num" w:pos="5040"/>
+        </w:tabs>
+        <w:ind w:left="5040" w:hanging="360"/>
+      </w:pPr>
+      <w:rPr>
+        <w:rFonts w:ascii="Wingdings" w:hAnsi="Wingdings" w:hint="default"/>
+        <w:sz w:val="20"/>
+      </w:rPr>
+    </w:lvl>
+    <w:lvl w:ilvl="7" w:tentative="1">
+      <w:start w:val="1"/>
+      <w:numFmt w:val="bullet"/>
+      <w:lvlText w:val=""/>
+      <w:lvlJc w:val="left"/>
+      <w:pPr>
+        <w:tabs>
+          <w:tab w:val="num" w:pos="5760"/>
+        </w:tabs>
+        <w:ind w:left="5760" w:hanging="360"/>
+      </w:pPr>
+      <w:rPr>
+        <w:rFonts w:ascii="Wingdings" w:hAnsi="Wingdings" w:hint="default"/>
+        <w:sz w:val="20"/>
+      </w:rPr>
+    </w:lvl>
+    <w:lvl w:ilvl="8" w:tentative="1">
+      <w:start w:val="1"/>
+      <w:numFmt w:val="bullet"/>
+      <w:lvlText w:val=""/>
+      <w:lvlJc w:val="left"/>
+      <w:pPr>
+        <w:tabs>
+          <w:tab w:val="num" w:pos="6480"/>
+        </w:tabs>
+        <w:ind w:left="6480" w:hanging="360"/>
+      </w:pPr>
+      <w:rPr>
+        <w:rFonts w:ascii="Wingdings" w:hAnsi="Wingdings" w:hint="default"/>
+        <w:sz w:val="20"/>
+      </w:rPr>
+    </w:lvl>
+  </w:abstractNum>
+  <w:abstractNum w:abstractNumId="5" w15:restartNumberingAfterBreak="0">
     <w:nsid w:val="392447D0"/>
     <w:multiLevelType w:val="multilevel"/>
     <w:tmpl w:val="50DC665A"/>
@@ -2865,7 +7874,305 @@
       </w:pPr>
     </w:lvl>
   </w:abstractNum>
-  <w:abstractNum w:abstractNumId="3" w15:restartNumberingAfterBreak="0">
+  <w:abstractNum w:abstractNumId="6" w15:restartNumberingAfterBreak="0">
+    <w:nsid w:val="4A6D7B16"/>
+    <w:multiLevelType w:val="multilevel"/>
+    <w:tmpl w:val="9856C82E"/>
+    <w:lvl w:ilvl="0">
+      <w:start w:val="1"/>
+      <w:numFmt w:val="bullet"/>
+      <w:lvlText w:val=""/>
+      <w:lvlJc w:val="left"/>
+      <w:pPr>
+        <w:tabs>
+          <w:tab w:val="num" w:pos="720"/>
+        </w:tabs>
+        <w:ind w:left="720" w:hanging="360"/>
+      </w:pPr>
+      <w:rPr>
+        <w:rFonts w:ascii="Symbol" w:hAnsi="Symbol" w:hint="default"/>
+        <w:sz w:val="20"/>
+      </w:rPr>
+    </w:lvl>
+    <w:lvl w:ilvl="1">
+      <w:start w:val="1"/>
+      <w:numFmt w:val="bullet"/>
+      <w:lvlText w:val="o"/>
+      <w:lvlJc w:val="left"/>
+      <w:pPr>
+        <w:tabs>
+          <w:tab w:val="num" w:pos="1440"/>
+        </w:tabs>
+        <w:ind w:left="1440" w:hanging="360"/>
+      </w:pPr>
+      <w:rPr>
+        <w:rFonts w:ascii="Courier New" w:hAnsi="Courier New" w:hint="default"/>
+        <w:sz w:val="20"/>
+      </w:rPr>
+    </w:lvl>
+    <w:lvl w:ilvl="2" w:tentative="1">
+      <w:start w:val="1"/>
+      <w:numFmt w:val="bullet"/>
+      <w:lvlText w:val=""/>
+      <w:lvlJc w:val="left"/>
+      <w:pPr>
+        <w:tabs>
+          <w:tab w:val="num" w:pos="2160"/>
+        </w:tabs>
+        <w:ind w:left="2160" w:hanging="360"/>
+      </w:pPr>
+      <w:rPr>
+        <w:rFonts w:ascii="Wingdings" w:hAnsi="Wingdings" w:hint="default"/>
+        <w:sz w:val="20"/>
+      </w:rPr>
+    </w:lvl>
+    <w:lvl w:ilvl="3" w:tentative="1">
+      <w:start w:val="1"/>
+      <w:numFmt w:val="bullet"/>
+      <w:lvlText w:val=""/>
+      <w:lvlJc w:val="left"/>
+      <w:pPr>
+        <w:tabs>
+          <w:tab w:val="num" w:pos="2880"/>
+        </w:tabs>
+        <w:ind w:left="2880" w:hanging="360"/>
+      </w:pPr>
+      <w:rPr>
+        <w:rFonts w:ascii="Wingdings" w:hAnsi="Wingdings" w:hint="default"/>
+        <w:sz w:val="20"/>
+      </w:rPr>
+    </w:lvl>
+    <w:lvl w:ilvl="4" w:tentative="1">
+      <w:start w:val="1"/>
+      <w:numFmt w:val="bullet"/>
+      <w:lvlText w:val=""/>
+      <w:lvlJc w:val="left"/>
+      <w:pPr>
+        <w:tabs>
+          <w:tab w:val="num" w:pos="3600"/>
+        </w:tabs>
+        <w:ind w:left="3600" w:hanging="360"/>
+      </w:pPr>
+      <w:rPr>
+        <w:rFonts w:ascii="Wingdings" w:hAnsi="Wingdings" w:hint="default"/>
+        <w:sz w:val="20"/>
+      </w:rPr>
+    </w:lvl>
+    <w:lvl w:ilvl="5" w:tentative="1">
+      <w:start w:val="1"/>
+      <w:numFmt w:val="bullet"/>
+      <w:lvlText w:val=""/>
+      <w:lvlJc w:val="left"/>
+      <w:pPr>
+        <w:tabs>
+          <w:tab w:val="num" w:pos="4320"/>
+        </w:tabs>
+        <w:ind w:left="4320" w:hanging="360"/>
+      </w:pPr>
+      <w:rPr>
+        <w:rFonts w:ascii="Wingdings" w:hAnsi="Wingdings" w:hint="default"/>
+        <w:sz w:val="20"/>
+      </w:rPr>
+    </w:lvl>
+    <w:lvl w:ilvl="6" w:tentative="1">
+      <w:start w:val="1"/>
+      <w:numFmt w:val="bullet"/>
+      <w:lvlText w:val=""/>
+      <w:lvlJc w:val="left"/>
+      <w:pPr>
+        <w:tabs>
+          <w:tab w:val="num" w:pos="5040"/>
+        </w:tabs>
+        <w:ind w:left="5040" w:hanging="360"/>
+      </w:pPr>
+      <w:rPr>
+        <w:rFonts w:ascii="Wingdings" w:hAnsi="Wingdings" w:hint="default"/>
+        <w:sz w:val="20"/>
+      </w:rPr>
+    </w:lvl>
+    <w:lvl w:ilvl="7" w:tentative="1">
+      <w:start w:val="1"/>
+      <w:numFmt w:val="bullet"/>
+      <w:lvlText w:val=""/>
+      <w:lvlJc w:val="left"/>
+      <w:pPr>
+        <w:tabs>
+          <w:tab w:val="num" w:pos="5760"/>
+        </w:tabs>
+        <w:ind w:left="5760" w:hanging="360"/>
+      </w:pPr>
+      <w:rPr>
+        <w:rFonts w:ascii="Wingdings" w:hAnsi="Wingdings" w:hint="default"/>
+        <w:sz w:val="20"/>
+      </w:rPr>
+    </w:lvl>
+    <w:lvl w:ilvl="8" w:tentative="1">
+      <w:start w:val="1"/>
+      <w:numFmt w:val="bullet"/>
+      <w:lvlText w:val=""/>
+      <w:lvlJc w:val="left"/>
+      <w:pPr>
+        <w:tabs>
+          <w:tab w:val="num" w:pos="6480"/>
+        </w:tabs>
+        <w:ind w:left="6480" w:hanging="360"/>
+      </w:pPr>
+      <w:rPr>
+        <w:rFonts w:ascii="Wingdings" w:hAnsi="Wingdings" w:hint="default"/>
+        <w:sz w:val="20"/>
+      </w:rPr>
+    </w:lvl>
+  </w:abstractNum>
+  <w:abstractNum w:abstractNumId="7" w15:restartNumberingAfterBreak="0">
+    <w:nsid w:val="55EB61A8"/>
+    <w:multiLevelType w:val="multilevel"/>
+    <w:tmpl w:val="502E53A4"/>
+    <w:lvl w:ilvl="0">
+      <w:start w:val="1"/>
+      <w:numFmt w:val="bullet"/>
+      <w:lvlText w:val=""/>
+      <w:lvlJc w:val="left"/>
+      <w:pPr>
+        <w:tabs>
+          <w:tab w:val="num" w:pos="720"/>
+        </w:tabs>
+        <w:ind w:left="720" w:hanging="360"/>
+      </w:pPr>
+      <w:rPr>
+        <w:rFonts w:ascii="Symbol" w:hAnsi="Symbol" w:hint="default"/>
+        <w:sz w:val="20"/>
+      </w:rPr>
+    </w:lvl>
+    <w:lvl w:ilvl="1">
+      <w:start w:val="1"/>
+      <w:numFmt w:val="bullet"/>
+      <w:lvlText w:val="o"/>
+      <w:lvlJc w:val="left"/>
+      <w:pPr>
+        <w:tabs>
+          <w:tab w:val="num" w:pos="1440"/>
+        </w:tabs>
+        <w:ind w:left="1440" w:hanging="360"/>
+      </w:pPr>
+      <w:rPr>
+        <w:rFonts w:ascii="Courier New" w:hAnsi="Courier New" w:hint="default"/>
+        <w:sz w:val="20"/>
+      </w:rPr>
+    </w:lvl>
+    <w:lvl w:ilvl="2" w:tentative="1">
+      <w:start w:val="1"/>
+      <w:numFmt w:val="bullet"/>
+      <w:lvlText w:val=""/>
+      <w:lvlJc w:val="left"/>
+      <w:pPr>
+        <w:tabs>
+          <w:tab w:val="num" w:pos="2160"/>
+        </w:tabs>
+        <w:ind w:left="2160" w:hanging="360"/>
+      </w:pPr>
+      <w:rPr>
+        <w:rFonts w:ascii="Wingdings" w:hAnsi="Wingdings" w:hint="default"/>
+        <w:sz w:val="20"/>
+      </w:rPr>
+    </w:lvl>
+    <w:lvl w:ilvl="3" w:tentative="1">
+      <w:start w:val="1"/>
+      <w:numFmt w:val="bullet"/>
+      <w:lvlText w:val=""/>
+      <w:lvlJc w:val="left"/>
+      <w:pPr>
+        <w:tabs>
+          <w:tab w:val="num" w:pos="2880"/>
+        </w:tabs>
+        <w:ind w:left="2880" w:hanging="360"/>
+      </w:pPr>
+      <w:rPr>
+        <w:rFonts w:ascii="Wingdings" w:hAnsi="Wingdings" w:hint="default"/>
+        <w:sz w:val="20"/>
+      </w:rPr>
+    </w:lvl>
+    <w:lvl w:ilvl="4" w:tentative="1">
+      <w:start w:val="1"/>
+      <w:numFmt w:val="bullet"/>
+      <w:lvlText w:val=""/>
+      <w:lvlJc w:val="left"/>
+      <w:pPr>
+        <w:tabs>
+          <w:tab w:val="num" w:pos="3600"/>
+        </w:tabs>
+        <w:ind w:left="3600" w:hanging="360"/>
+      </w:pPr>
+      <w:rPr>
+        <w:rFonts w:ascii="Wingdings" w:hAnsi="Wingdings" w:hint="default"/>
+        <w:sz w:val="20"/>
+      </w:rPr>
+    </w:lvl>
+    <w:lvl w:ilvl="5" w:tentative="1">
+      <w:start w:val="1"/>
+      <w:numFmt w:val="bullet"/>
+      <w:lvlText w:val=""/>
+      <w:lvlJc w:val="left"/>
+      <w:pPr>
+        <w:tabs>
+          <w:tab w:val="num" w:pos="4320"/>
+        </w:tabs>
+        <w:ind w:left="4320" w:hanging="360"/>
+      </w:pPr>
+      <w:rPr>
+        <w:rFonts w:ascii="Wingdings" w:hAnsi="Wingdings" w:hint="default"/>
+        <w:sz w:val="20"/>
+      </w:rPr>
+    </w:lvl>
+    <w:lvl w:ilvl="6" w:tentative="1">
+      <w:start w:val="1"/>
+      <w:numFmt w:val="bullet"/>
+      <w:lvlText w:val=""/>
+      <w:lvlJc w:val="left"/>
+      <w:pPr>
+        <w:tabs>
+          <w:tab w:val="num" w:pos="5040"/>
+        </w:tabs>
+        <w:ind w:left="5040" w:hanging="360"/>
+      </w:pPr>
+      <w:rPr>
+        <w:rFonts w:ascii="Wingdings" w:hAnsi="Wingdings" w:hint="default"/>
+        <w:sz w:val="20"/>
+      </w:rPr>
+    </w:lvl>
+    <w:lvl w:ilvl="7" w:tentative="1">
+      <w:start w:val="1"/>
+      <w:numFmt w:val="bullet"/>
+      <w:lvlText w:val=""/>
+      <w:lvlJc w:val="left"/>
+      <w:pPr>
+        <w:tabs>
+          <w:tab w:val="num" w:pos="5760"/>
+        </w:tabs>
+        <w:ind w:left="5760" w:hanging="360"/>
+      </w:pPr>
+      <w:rPr>
+        <w:rFonts w:ascii="Wingdings" w:hAnsi="Wingdings" w:hint="default"/>
+        <w:sz w:val="20"/>
+      </w:rPr>
+    </w:lvl>
+    <w:lvl w:ilvl="8" w:tentative="1">
+      <w:start w:val="1"/>
+      <w:numFmt w:val="bullet"/>
+      <w:lvlText w:val=""/>
+      <w:lvlJc w:val="left"/>
+      <w:pPr>
+        <w:tabs>
+          <w:tab w:val="num" w:pos="6480"/>
+        </w:tabs>
+        <w:ind w:left="6480" w:hanging="360"/>
+      </w:pPr>
+      <w:rPr>
+        <w:rFonts w:ascii="Wingdings" w:hAnsi="Wingdings" w:hint="default"/>
+        <w:sz w:val="20"/>
+      </w:rPr>
+    </w:lvl>
+  </w:abstractNum>
+  <w:abstractNum w:abstractNumId="8" w15:restartNumberingAfterBreak="0">
     <w:nsid w:val="6C93106D"/>
     <w:multiLevelType w:val="multilevel"/>
     <w:tmpl w:val="AAD2C852"/>
@@ -2978,7 +8285,7 @@
       </w:pPr>
     </w:lvl>
   </w:abstractNum>
-  <w:abstractNum w:abstractNumId="4" w15:restartNumberingAfterBreak="0">
+  <w:abstractNum w:abstractNumId="9" w15:restartNumberingAfterBreak="0">
     <w:nsid w:val="79FB538D"/>
     <w:multiLevelType w:val="multilevel"/>
     <w:tmpl w:val="40F428F8"/>
@@ -3128,19 +8435,34 @@
     </w:lvl>
   </w:abstractNum>
   <w:num w:numId="1">
-    <w:abstractNumId w:val="3"/>
+    <w:abstractNumId w:val="8"/>
   </w:num>
   <w:num w:numId="2">
-    <w:abstractNumId w:val="2"/>
+    <w:abstractNumId w:val="5"/>
   </w:num>
   <w:num w:numId="3">
-    <w:abstractNumId w:val="4"/>
+    <w:abstractNumId w:val="9"/>
   </w:num>
   <w:num w:numId="4">
-    <w:abstractNumId w:val="1"/>
+    <w:abstractNumId w:val="3"/>
   </w:num>
   <w:num w:numId="5">
     <w:abstractNumId w:val="0"/>
+  </w:num>
+  <w:num w:numId="6">
+    <w:abstractNumId w:val="1"/>
+  </w:num>
+  <w:num w:numId="7">
+    <w:abstractNumId w:val="7"/>
+  </w:num>
+  <w:num w:numId="8">
+    <w:abstractNumId w:val="2"/>
+  </w:num>
+  <w:num w:numId="9">
+    <w:abstractNumId w:val="6"/>
+  </w:num>
+  <w:num w:numId="10">
+    <w:abstractNumId w:val="4"/>
   </w:num>
 </w:numbering>
 </file>
@@ -3564,6 +8886,29 @@
       <w:szCs w:val="48"/>
     </w:rPr>
   </w:style>
+  <w:style w:type="paragraph" w:styleId="Heading2">
+    <w:name w:val="heading 2"/>
+    <w:basedOn w:val="Normal"/>
+    <w:next w:val="Normal"/>
+    <w:link w:val="Heading2Char"/>
+    <w:uiPriority w:val="9"/>
+    <w:semiHidden/>
+    <w:unhideWhenUsed/>
+    <w:qFormat/>
+    <w:rsid w:val="003E6300"/>
+    <w:pPr>
+      <w:keepNext/>
+      <w:keepLines/>
+      <w:spacing w:before="40" w:after="0"/>
+      <w:outlineLvl w:val="1"/>
+    </w:pPr>
+    <w:rPr>
+      <w:rFonts w:asciiTheme="majorHAnsi" w:eastAsiaTheme="majorEastAsia" w:hAnsiTheme="majorHAnsi" w:cstheme="majorBidi"/>
+      <w:color w:val="2F5496" w:themeColor="accent1" w:themeShade="BF"/>
+      <w:sz w:val="26"/>
+      <w:szCs w:val="26"/>
+    </w:rPr>
+  </w:style>
   <w:style w:type="paragraph" w:styleId="Heading3">
     <w:name w:val="heading 3"/>
     <w:basedOn w:val="Normal"/>
@@ -3695,6 +9040,73 @@
     <w:semiHidden/>
     <w:unhideWhenUsed/>
     <w:rsid w:val="007D2FF6"/>
+    <w:rPr>
+      <w:rFonts w:ascii="Courier New" w:eastAsia="Times New Roman" w:hAnsi="Courier New" w:cs="Courier New"/>
+      <w:sz w:val="20"/>
+      <w:szCs w:val="20"/>
+    </w:rPr>
+  </w:style>
+  <w:style w:type="character" w:customStyle="1" w:styleId="Heading2Char">
+    <w:name w:val="Heading 2 Char"/>
+    <w:basedOn w:val="DefaultParagraphFont"/>
+    <w:link w:val="Heading2"/>
+    <w:uiPriority w:val="9"/>
+    <w:semiHidden/>
+    <w:rsid w:val="003E6300"/>
+    <w:rPr>
+      <w:rFonts w:asciiTheme="majorHAnsi" w:eastAsiaTheme="majorEastAsia" w:hAnsiTheme="majorHAnsi" w:cstheme="majorBidi"/>
+      <w:color w:val="2F5496" w:themeColor="accent1" w:themeShade="BF"/>
+      <w:sz w:val="26"/>
+      <w:szCs w:val="26"/>
+    </w:rPr>
+  </w:style>
+  <w:style w:type="character" w:customStyle="1" w:styleId="math-inline">
+    <w:name w:val="math-inline"/>
+    <w:basedOn w:val="DefaultParagraphFont"/>
+    <w:rsid w:val="003E6300"/>
+  </w:style>
+  <w:style w:type="paragraph" w:styleId="HTMLPreformatted">
+    <w:name w:val="HTML Preformatted"/>
+    <w:basedOn w:val="Normal"/>
+    <w:link w:val="HTMLPreformattedChar"/>
+    <w:uiPriority w:val="99"/>
+    <w:semiHidden/>
+    <w:unhideWhenUsed/>
+    <w:rsid w:val="003E6300"/>
+    <w:pPr>
+      <w:tabs>
+        <w:tab w:val="left" w:pos="916"/>
+        <w:tab w:val="left" w:pos="1832"/>
+        <w:tab w:val="left" w:pos="2748"/>
+        <w:tab w:val="left" w:pos="3664"/>
+        <w:tab w:val="left" w:pos="4580"/>
+        <w:tab w:val="left" w:pos="5496"/>
+        <w:tab w:val="left" w:pos="6412"/>
+        <w:tab w:val="left" w:pos="7328"/>
+        <w:tab w:val="left" w:pos="8244"/>
+        <w:tab w:val="left" w:pos="9160"/>
+        <w:tab w:val="left" w:pos="10076"/>
+        <w:tab w:val="left" w:pos="10992"/>
+        <w:tab w:val="left" w:pos="11908"/>
+        <w:tab w:val="left" w:pos="12824"/>
+        <w:tab w:val="left" w:pos="13740"/>
+        <w:tab w:val="left" w:pos="14656"/>
+      </w:tabs>
+      <w:spacing w:after="0" w:line="240" w:lineRule="auto"/>
+    </w:pPr>
+    <w:rPr>
+      <w:rFonts w:ascii="Courier New" w:eastAsia="Times New Roman" w:hAnsi="Courier New" w:cs="Courier New"/>
+      <w:sz w:val="20"/>
+      <w:szCs w:val="20"/>
+    </w:rPr>
+  </w:style>
+  <w:style w:type="character" w:customStyle="1" w:styleId="HTMLPreformattedChar">
+    <w:name w:val="HTML Preformatted Char"/>
+    <w:basedOn w:val="DefaultParagraphFont"/>
+    <w:link w:val="HTMLPreformatted"/>
+    <w:uiPriority w:val="99"/>
+    <w:semiHidden/>
+    <w:rsid w:val="003E6300"/>
     <w:rPr>
       <w:rFonts w:ascii="Courier New" w:eastAsia="Times New Roman" w:hAnsi="Courier New" w:cs="Courier New"/>
       <w:sz w:val="20"/>
